--- a/LongRange/docs/Housing Dashboard - Text Review.docx
+++ b/LongRange/docs/Housing Dashboard - Text Review.docx
@@ -41,7 +41,7 @@
           <w:sz w:val="22"/>
           <w:szCs w:val="22"/>
         </w:rPr>
-        <w:t xml:space="preserve">This is every piece of wording on the housing dashboard, in the order you meet it going down the page. Use it to rewrite any of the text without touching the website.</w:t>
+        <w:t xml:space="preserve">This is every piece of wording on the housing dashboard, in the order you meet it going down the page. Use it to rewrite any of the text.</w:t>
       </w:r>
     </w:p>
     <w:p>
@@ -119,7 +119,7 @@
           <w:sz w:val="22"/>
           <w:szCs w:val="22"/>
         </w:rPr>
-        <w:t xml:space="preserve">Anything that does not fit the tables goes in Other feedback at the end. Rough notes are fine, for example “T34 feels too passive” or “can the pipeline chart come first?”.</w:t>
+        <w:t xml:space="preserve">Put anything that doesn't fit the tables in Other feedback at the end. Rough notes are fine, for example “T34 feels too passive” or “can the pipeline chart come first?”.</w:t>
       </w:r>
     </w:p>
     <w:p>
@@ -146,7 +146,7 @@
           <w:sz w:val="22"/>
           <w:szCs w:val="22"/>
         </w:rPr>
-        <w:t xml:space="preserve">•	Every number. Unit counts, parcel counts, and years all come from the housing spreadsheet. If a number looks wrong, note it under Other feedback so it gets fixed in the source data.</w:t>
+        <w:t xml:space="preserve">•	Every number. Unit counts, parcel counts, and years all come from the housing spreadsheet. If a number looks wrong, note it under Other feedback so we can fix it in the source data.</w:t>
       </w:r>
     </w:p>
     <w:p>
@@ -172,7 +172,7 @@
           <w:sz w:val="22"/>
           <w:szCs w:val="22"/>
         </w:rPr>
-        <w:t xml:space="preserve">•	Chart colours, layout, and the order of sections. Ask for those under Other feedback.</w:t>
+        <w:t xml:space="preserve">•	Chart colors, layout, and the order of sections. Ask for those under Other feedback.</w:t>
       </w:r>
     </w:p>
     <w:p>

--- a/LongRange/docs/Housing Dashboard - Text Review.docx
+++ b/LongRange/docs/Housing Dashboard - Text Review.docx
@@ -979,7 +979,7 @@
                 <w:sz w:val="21"/>
                 <w:szCs w:val="21"/>
               </w:rPr>
-              <w:t xml:space="preserve">How Tahoe's housing policies have added homes since the 2012 Regional Plan</w:t>
+              <w:t xml:space="preserve">Lake Tahoe Affordable and Workforce Housing Snapshot</w:t>
             </w:r>
           </w:p>
         </w:tc>
@@ -1044,7 +1044,7 @@
                 <w:sz w:val="21"/>
                 <w:szCs w:val="21"/>
               </w:rPr>
-              <w:t xml:space="preserve">Multifamily, deed-restricted, and accessory dwelling units built across the Basin's jurisdictions, plus the projects now in the pipeline.</w:t>
+              <w:t xml:space="preserve">Multifamily, deed-restricted, and accessory dwelling units built across the Tahoe Basin's jurisdictions, plus the projects now in the pipeline.</w:t>
             </w:r>
           </w:p>
         </w:tc>
@@ -1187,7 +1187,7 @@
                 <w:sz w:val="19"/>
                 <w:szCs w:val="19"/>
               </w:rPr>
-              <w:t xml:space="preserve">Only the labels can change here. The numbers are calculated from the spreadsheet. Each card also has a hover note, listed in section 4.</w:t>
+              <w:t xml:space="preserve">Only the labels can change here. The numbers are calculated from the spreadsheet. Each card also has a hover note, listed in section 4. The cards now run in the order Karen asked for on 16 Sept. 2026, so on the page you meet T13, T14, T15, then T12, then T16. The ID codes have not moved, so they still match earlier copies of this sheet.</w:t>
             </w:r>
           </w:p>
         </w:tc>
@@ -1994,7 +1994,7 @@
                 <w:sz w:val="21"/>
                 <w:szCs w:val="21"/>
               </w:rPr>
-              <w:t xml:space="preserve">Counts only the records TRPA tracks for affordable and workforce housing, not everything built in the Basin. Regionwide, 1,469 residential units were added since 2012, of which 409 are affordable or workforce. This figure also includes 293 subdivided condominium units, which are existing homes divided into separately owned units rather than new construction, and leaves out roughly 767 single-family homes.</w:t>
+              <w:t xml:space="preserve">Counts only the records TRPA tracks for affordable and workforce housing, not everything built in the Basin. Of this total, 409 units are affordable or workforce and 293 are unrestricted, most of them subdivided condominium units, which are existing homes divided into separately owned units rather than new construction. Regionwide, 1,469 residential units were added since 2012, so this figure also leaves out roughly 767 single-family homes.</w:t>
             </w:r>
           </w:p>
         </w:tc>
@@ -2124,7 +2124,7 @@
                 <w:sz w:val="21"/>
                 <w:szCs w:val="21"/>
               </w:rPr>
-              <w:t xml:space="preserve">Constructed deed-restricted units only. Permitted units that are not yet built, and units still in the pipeline, are not counted here.</w:t>
+              <w:t xml:space="preserve">Constructed deed-restricted units only. Permitted units that are not yet built, and units still in the pipeline, are not counted here. Includes deed-restricted accessory dwelling units.</w:t>
             </w:r>
           </w:p>
         </w:tc>
@@ -2189,7 +2189,7 @@
                 <w:sz w:val="21"/>
                 <w:szCs w:val="21"/>
               </w:rPr>
-              <w:t xml:space="preserve">Accessory dwelling units that have been built. Those approved but not yet constructed appear in the chart below.</w:t>
+              <w:t xml:space="preserve">Constructed accessory dwelling units. Those approved but not yet constructed appear in the chart below. Some accessory dwelling units are deed-restricted, some are unrestricted.</w:t>
             </w:r>
           </w:p>
         </w:tc>
@@ -2254,7 +2254,7 @@
                 <w:sz w:val="21"/>
                 <w:szCs w:val="21"/>
               </w:rPr>
-              <w:t xml:space="preserve">Affordable and workforce units only. Market-rate projects in the pipeline are not tracked here, and there are many more of them.</w:t>
+              <w:t xml:space="preserve">Affordable and workforce units only. Unrestricted single-family projects in the pipeline are not tracked here.</w:t>
             </w:r>
           </w:p>
         </w:tc>
@@ -2449,42 +2449,42 @@
                 <w:sz w:val="21"/>
                 <w:szCs w:val="21"/>
               </w:rPr>
-              <w:t xml:space="preserve">Market-rate multifamily in the pipeline is not tracked here. Market rate is not necessarily a worse outcome: many of these are multifamily units converted from commercial floor area or tourist accommodation units.</w:t>
-            </w:r>
-          </w:p>
-        </w:tc>
-        <w:tc>
-          <w:tcPr>
-            <w:tcW w:w="3580" w:type="dxa"/>
-            <w:shd w:val="clear" w:color="auto" w:fill="FFFDF0"/>
-          </w:tcPr>
-          <w:p>
-            <w:pPr>
-              <w:spacing w:before="0" w:after="0"/>
-            </w:pPr>
-          </w:p>
-        </w:tc>
-      </w:tr>
-      <w:tr>
-        <w:trPr>
-          <w:trHeight w:val="340" w:hRule="atLeast"/>
-        </w:trPr>
-        <w:tc>
-          <w:tcPr>
-            <w:tcW w:w="2200" w:type="dxa"/>
-          </w:tcPr>
-          <w:p>
-            <w:pPr>
-              <w:spacing w:before="0" w:after="0"/>
-            </w:pPr>
-            <w:r>
-              <w:rPr>
-                <w:b/>
-                <w:color w:val="075481"/>
-                <w:sz w:val="21"/>
-                <w:szCs w:val="21"/>
-              </w:rPr>
-              <w:t xml:space="preserve">T30</w:t>
+              <w:t xml:space="preserve">Unrestricted single-family housing, including condominiums, is not tracked here.</w:t>
+            </w:r>
+          </w:p>
+        </w:tc>
+        <w:tc>
+          <w:tcPr>
+            <w:tcW w:w="3580" w:type="dxa"/>
+            <w:shd w:val="clear" w:color="auto" w:fill="FFFDF0"/>
+          </w:tcPr>
+          <w:p>
+            <w:pPr>
+              <w:spacing w:before="0" w:after="0"/>
+            </w:pPr>
+          </w:p>
+        </w:tc>
+      </w:tr>
+      <w:tr>
+        <w:trPr>
+          <w:trHeight w:val="340" w:hRule="atLeast"/>
+        </w:trPr>
+        <w:tc>
+          <w:tcPr>
+            <w:tcW w:w="2200" w:type="dxa"/>
+          </w:tcPr>
+          <w:p>
+            <w:pPr>
+              <w:spacing w:before="0" w:after="0"/>
+            </w:pPr>
+            <w:r>
+              <w:rPr>
+                <w:b/>
+                <w:color w:val="075481"/>
+                <w:sz w:val="21"/>
+                <w:szCs w:val="21"/>
+              </w:rPr>
+              <w:t xml:space="preserve">T131</w:t>
             </w:r>
           </w:p>
           <w:p>
@@ -2497,6 +2497,71 @@
                 <w:sz w:val="17"/>
                 <w:szCs w:val="17"/>
               </w:rPr>
+              <w:t xml:space="preserve">On the map legend entry "Unverified or non-residential"</w:t>
+            </w:r>
+          </w:p>
+        </w:tc>
+        <w:tc>
+          <w:tcPr>
+            <w:tcW w:w="4300" w:type="dxa"/>
+          </w:tcPr>
+          <w:p>
+            <w:pPr>
+              <w:spacing w:before="0" w:after="0"/>
+            </w:pPr>
+            <w:r>
+              <w:rPr>
+                <w:sz w:val="21"/>
+                <w:szCs w:val="21"/>
+              </w:rPr>
+              <w:t xml:space="preserve">Constructed units that TRPA has not verified as affordable or workforce housing, or that are not residential at all, tourist accommodation units being the common case. They appear in the table but are counted in no total.</w:t>
+            </w:r>
+          </w:p>
+        </w:tc>
+        <w:tc>
+          <w:tcPr>
+            <w:tcW w:w="3580" w:type="dxa"/>
+            <w:shd w:val="clear" w:color="auto" w:fill="FFFDF0"/>
+          </w:tcPr>
+          <w:p>
+            <w:pPr>
+              <w:spacing w:before="0" w:after="0"/>
+            </w:pPr>
+          </w:p>
+        </w:tc>
+      </w:tr>
+      <w:tr>
+        <w:trPr>
+          <w:trHeight w:val="340" w:hRule="atLeast"/>
+        </w:trPr>
+        <w:tc>
+          <w:tcPr>
+            <w:tcW w:w="2200" w:type="dxa"/>
+          </w:tcPr>
+          <w:p>
+            <w:pPr>
+              <w:spacing w:before="0" w:after="0"/>
+            </w:pPr>
+            <w:r>
+              <w:rPr>
+                <w:b/>
+                <w:color w:val="075481"/>
+                <w:sz w:val="21"/>
+                <w:szCs w:val="21"/>
+              </w:rPr>
+              <w:t xml:space="preserve">T30</w:t>
+            </w:r>
+          </w:p>
+          <w:p>
+            <w:pPr>
+              <w:spacing w:before="0" w:after="0"/>
+            </w:pPr>
+            <w:r>
+              <w:rPr>
+                <w:color w:val="595959"/>
+                <w:sz w:val="17"/>
+                <w:szCs w:val="17"/>
+              </w:rPr>
               <w:t xml:space="preserve">On the "Existing units by year built" chart</w:t>
             </w:r>
           </w:p>
@@ -2514,7 +2579,7 @@
                 <w:sz w:val="21"/>
                 <w:szCs w:val="21"/>
               </w:rPr>
-              <w:t xml:space="preserve">Covers only units tracked in the affordable and workforce inventory. Single-family homes built as single-family are not included.</w:t>
+              <w:t xml:space="preserve">Units built since 2012, split into deed-restricted units and everything else tracked in the affordable and workforce inventory, which includes unrestricted multifamily and unrestricted accessory dwelling units. Single-family homes built as single-family are not included.</w:t>
             </w:r>
           </w:p>
         </w:tc>
@@ -3525,7 +3590,7 @@
                 <w:sz w:val="21"/>
                 <w:szCs w:val="21"/>
               </w:rPr>
-              <w:t xml:space="preserve">Each jurisdiction is adding homes in its own way</w:t>
+              <w:t xml:space="preserve">Each jurisdiction addresses housing in its own way</w:t>
             </w:r>
           </w:p>
         </w:tc>
@@ -4468,7 +4533,7 @@
                 <w:sz w:val="21"/>
                 <w:szCs w:val="21"/>
               </w:rPr>
-              <w:t xml:space="preserve">Market rate</w:t>
+              <w:t xml:space="preserve">Unrestricted</w:t>
             </w:r>
           </w:p>
         </w:tc>
@@ -4647,7 +4712,7 @@
                 <w:sz w:val="21"/>
                 <w:szCs w:val="21"/>
               </w:rPr>
-              <w:t xml:space="preserve">Market rate</w:t>
+              <w:t xml:space="preserve">Unrestricted</w:t>
             </w:r>
           </w:p>
         </w:tc>
@@ -4856,6 +4921,71 @@
                 <w:szCs w:val="21"/>
               </w:rPr>
               <w:t xml:space="preserve">Parcel boundaries, once zoomed in</w:t>
+            </w:r>
+          </w:p>
+        </w:tc>
+        <w:tc>
+          <w:tcPr>
+            <w:tcW w:w="3580" w:type="dxa"/>
+            <w:shd w:val="clear" w:color="auto" w:fill="FFFDF0"/>
+          </w:tcPr>
+          <w:p>
+            <w:pPr>
+              <w:spacing w:before="0" w:after="0"/>
+            </w:pPr>
+          </w:p>
+        </w:tc>
+      </w:tr>
+      <w:tr>
+        <w:trPr>
+          <w:trHeight w:val="340" w:hRule="atLeast"/>
+        </w:trPr>
+        <w:tc>
+          <w:tcPr>
+            <w:tcW w:w="2200" w:type="dxa"/>
+          </w:tcPr>
+          <w:p>
+            <w:pPr>
+              <w:spacing w:before="0" w:after="0"/>
+            </w:pPr>
+            <w:r>
+              <w:rPr>
+                <w:b/>
+                <w:color w:val="075481"/>
+                <w:sz w:val="21"/>
+                <w:szCs w:val="21"/>
+              </w:rPr>
+              <w:t xml:space="preserve">T132</w:t>
+            </w:r>
+          </w:p>
+          <w:p>
+            <w:pPr>
+              <w:spacing w:before="0" w:after="0"/>
+            </w:pPr>
+            <w:r>
+              <w:rPr>
+                <w:color w:val="595959"/>
+                <w:sz w:val="17"/>
+                <w:szCs w:val="17"/>
+              </w:rPr>
+              <w:t xml:space="preserve">Shown on a chart when the filters leave it with nothing to draw</w:t>
+            </w:r>
+          </w:p>
+        </w:tc>
+        <w:tc>
+          <w:tcPr>
+            <w:tcW w:w="4300" w:type="dxa"/>
+          </w:tcPr>
+          <w:p>
+            <w:pPr>
+              <w:spacing w:before="0" w:after="0"/>
+            </w:pPr>
+            <w:r>
+              <w:rPr>
+                <w:sz w:val="21"/>
+                <w:szCs w:val="21"/>
+              </w:rPr>
+              <w:t xml:space="preserve">No units match the current filters</w:t>
             </w:r>
           </w:p>
         </w:tc>
@@ -5502,7 +5632,7 @@
                 <w:sz w:val="19"/>
                 <w:szCs w:val="19"/>
               </w:rPr>
-              <w:t xml:space="preserve">Please confirm 2023 is the right year for the Phase 2 Housing Amendments.</w:t>
+              <w:t xml:space="preserve">Confirmed by Karen Fink, 16 Sept. 2026: the Phase 2 Housing Amendments were approved in December 2023.</w:t>
             </w:r>
           </w:p>
         </w:tc>

--- a/LongRange/docs/Housing Dashboard - Text Review.docx
+++ b/LongRange/docs/Housing Dashboard - Text Review.docx
@@ -327,7 +327,7 @@
                 <w:sz w:val="21"/>
                 <w:szCs w:val="21"/>
               </w:rPr>
-              <w:t xml:space="preserve">Housing Progress Since 2012 — Tahoe Living</w:t>
+              <w:t xml:space="preserve">Housing Progress — Tahoe Living</w:t>
             </w:r>
           </w:p>
         </w:tc>
@@ -457,7 +457,7 @@
                 <w:sz w:val="21"/>
                 <w:szCs w:val="21"/>
               </w:rPr>
-              <w:t xml:space="preserve">Housing Progress Since 2012</w:t>
+              <w:t xml:space="preserve">Housing Progress</w:t>
             </w:r>
           </w:p>
         </w:tc>
@@ -637,58 +637,6 @@
                 <w:szCs w:val="21"/>
               </w:rPr>
               <w:t xml:space="preserve">Featured projects</w:t>
-            </w:r>
-          </w:p>
-        </w:tc>
-        <w:tc>
-          <w:tcPr>
-            <w:tcW w:w="3580" w:type="dxa"/>
-            <w:shd w:val="clear" w:color="auto" w:fill="FFFDF0"/>
-          </w:tcPr>
-          <w:p>
-            <w:pPr>
-              <w:spacing w:before="0" w:after="0"/>
-            </w:pPr>
-          </w:p>
-        </w:tc>
-      </w:tr>
-      <w:tr>
-        <w:trPr>
-          <w:trHeight w:val="340" w:hRule="atLeast"/>
-        </w:trPr>
-        <w:tc>
-          <w:tcPr>
-            <w:tcW w:w="2200" w:type="dxa"/>
-          </w:tcPr>
-          <w:p>
-            <w:pPr>
-              <w:spacing w:before="0" w:after="0"/>
-            </w:pPr>
-            <w:r>
-              <w:rPr>
-                <w:b/>
-                <w:color w:val="075481"/>
-                <w:sz w:val="21"/>
-                <w:szCs w:val="21"/>
-              </w:rPr>
-              <w:t xml:space="preserve">T07</w:t>
-            </w:r>
-          </w:p>
-        </w:tc>
-        <w:tc>
-          <w:tcPr>
-            <w:tcW w:w="4300" w:type="dxa"/>
-          </w:tcPr>
-          <w:p>
-            <w:pPr>
-              <w:spacing w:before="0" w:after="0"/>
-            </w:pPr>
-            <w:r>
-              <w:rPr>
-                <w:sz w:val="21"/>
-                <w:szCs w:val="21"/>
-              </w:rPr>
-              <w:t xml:space="preserve">Data</w:t>
             </w:r>
           </w:p>
         </w:tc>
@@ -1241,7 +1189,7 @@
                 <w:sz w:val="21"/>
                 <w:szCs w:val="21"/>
               </w:rPr>
-              <w:t xml:space="preserve">Multifamily units built since 2012</w:t>
+              <w:t xml:space="preserve">Affordable &amp; workforce units built since 2012</w:t>
             </w:r>
           </w:p>
         </w:tc>
@@ -1537,7 +1485,7 @@
                 <w:sz w:val="21"/>
                 <w:szCs w:val="21"/>
               </w:rPr>
-              <w:t xml:space="preserve">parcels · of 1,469 added regionwide</w:t>
+              <w:t xml:space="preserve">parcels</w:t>
             </w:r>
           </w:p>
         </w:tc>
@@ -1994,7 +1942,7 @@
                 <w:sz w:val="21"/>
                 <w:szCs w:val="21"/>
               </w:rPr>
-              <w:t xml:space="preserve">Counts only the records TRPA tracks for affordable and workforce housing, not everything built in the Basin. Of this total, 409 units are affordable or workforce and 293 are unrestricted, most of them subdivided condominium units, which are existing homes divided into separately owned units rather than new construction. Regionwide, 1,469 residential units were added since 2012, so this figure also leaves out roughly 767 single-family homes.</w:t>
+              <w:t xml:space="preserve">Counts only the records TRPA tracks for affordable and workforce housing, not everything built in the Basin. Since 2012, N affordable and workforce units have been constructed. Regionwide, 1,469 residential units were added since 2012, see data.trpa.gov/regional-plan-tracking for more details.</w:t>
             </w:r>
           </w:p>
         </w:tc>
@@ -2354,7 +2302,7 @@
                 <w:sz w:val="21"/>
                 <w:szCs w:val="21"/>
               </w:rPr>
-              <w:t xml:space="preserve">T28</w:t>
+              <w:t xml:space="preserve">T29</w:t>
             </w:r>
           </w:p>
           <w:p>
@@ -2367,59 +2315,59 @@
                 <w:sz w:val="17"/>
                 <w:szCs w:val="17"/>
               </w:rPr>
-              <w:t xml:space="preserve">On the "Non-restricted multifamily units built since 2012" chart</w:t>
-            </w:r>
-          </w:p>
-        </w:tc>
-        <w:tc>
-          <w:tcPr>
-            <w:tcW w:w="4300" w:type="dxa"/>
-          </w:tcPr>
-          <w:p>
-            <w:pPr>
-              <w:spacing w:before="0" w:after="0"/>
-            </w:pPr>
-            <w:r>
-              <w:rPr>
-                <w:sz w:val="21"/>
-                <w:szCs w:val="21"/>
-              </w:rPr>
-              <w:t xml:space="preserve">Incomplete. This covers units proposed or built as multifamily and later subdivided. Single-family homes that were built as single-family are not included.</w:t>
-            </w:r>
-          </w:p>
-        </w:tc>
-        <w:tc>
-          <w:tcPr>
-            <w:tcW w:w="3580" w:type="dxa"/>
-            <w:shd w:val="clear" w:color="auto" w:fill="FFFDF0"/>
-          </w:tcPr>
-          <w:p>
-            <w:pPr>
-              <w:spacing w:before="0" w:after="0"/>
-            </w:pPr>
-          </w:p>
-        </w:tc>
-      </w:tr>
-      <w:tr>
-        <w:trPr>
-          <w:trHeight w:val="340" w:hRule="atLeast"/>
-        </w:trPr>
-        <w:tc>
-          <w:tcPr>
-            <w:tcW w:w="2200" w:type="dxa"/>
-          </w:tcPr>
-          <w:p>
-            <w:pPr>
-              <w:spacing w:before="0" w:after="0"/>
-            </w:pPr>
-            <w:r>
-              <w:rPr>
-                <w:b/>
-                <w:color w:val="075481"/>
-                <w:sz w:val="21"/>
-                <w:szCs w:val="21"/>
-              </w:rPr>
-              <w:t xml:space="preserve">T29</w:t>
+              <w:t xml:space="preserve">On the "Units in the pipeline" chart</w:t>
+            </w:r>
+          </w:p>
+        </w:tc>
+        <w:tc>
+          <w:tcPr>
+            <w:tcW w:w="4300" w:type="dxa"/>
+          </w:tcPr>
+          <w:p>
+            <w:pPr>
+              <w:spacing w:before="0" w:after="0"/>
+            </w:pPr>
+            <w:r>
+              <w:rPr>
+                <w:sz w:val="21"/>
+                <w:szCs w:val="21"/>
+              </w:rPr>
+              <w:t xml:space="preserve">Unrestricted single-family housing, including condominiums, is not tracked here.</w:t>
+            </w:r>
+          </w:p>
+        </w:tc>
+        <w:tc>
+          <w:tcPr>
+            <w:tcW w:w="3580" w:type="dxa"/>
+            <w:shd w:val="clear" w:color="auto" w:fill="FFFDF0"/>
+          </w:tcPr>
+          <w:p>
+            <w:pPr>
+              <w:spacing w:before="0" w:after="0"/>
+            </w:pPr>
+          </w:p>
+        </w:tc>
+      </w:tr>
+      <w:tr>
+        <w:trPr>
+          <w:trHeight w:val="340" w:hRule="atLeast"/>
+        </w:trPr>
+        <w:tc>
+          <w:tcPr>
+            <w:tcW w:w="2200" w:type="dxa"/>
+          </w:tcPr>
+          <w:p>
+            <w:pPr>
+              <w:spacing w:before="0" w:after="0"/>
+            </w:pPr>
+            <w:r>
+              <w:rPr>
+                <w:b/>
+                <w:color w:val="075481"/>
+                <w:sz w:val="21"/>
+                <w:szCs w:val="21"/>
+              </w:rPr>
+              <w:t xml:space="preserve">T30</w:t>
             </w:r>
           </w:p>
           <w:p>
@@ -2432,136 +2380,6 @@
                 <w:sz w:val="17"/>
                 <w:szCs w:val="17"/>
               </w:rPr>
-              <w:t xml:space="preserve">On the "Units in the pipeline" chart</w:t>
-            </w:r>
-          </w:p>
-        </w:tc>
-        <w:tc>
-          <w:tcPr>
-            <w:tcW w:w="4300" w:type="dxa"/>
-          </w:tcPr>
-          <w:p>
-            <w:pPr>
-              <w:spacing w:before="0" w:after="0"/>
-            </w:pPr>
-            <w:r>
-              <w:rPr>
-                <w:sz w:val="21"/>
-                <w:szCs w:val="21"/>
-              </w:rPr>
-              <w:t xml:space="preserve">Unrestricted single-family housing, including condominiums, is not tracked here.</w:t>
-            </w:r>
-          </w:p>
-        </w:tc>
-        <w:tc>
-          <w:tcPr>
-            <w:tcW w:w="3580" w:type="dxa"/>
-            <w:shd w:val="clear" w:color="auto" w:fill="FFFDF0"/>
-          </w:tcPr>
-          <w:p>
-            <w:pPr>
-              <w:spacing w:before="0" w:after="0"/>
-            </w:pPr>
-          </w:p>
-        </w:tc>
-      </w:tr>
-      <w:tr>
-        <w:trPr>
-          <w:trHeight w:val="340" w:hRule="atLeast"/>
-        </w:trPr>
-        <w:tc>
-          <w:tcPr>
-            <w:tcW w:w="2200" w:type="dxa"/>
-          </w:tcPr>
-          <w:p>
-            <w:pPr>
-              <w:spacing w:before="0" w:after="0"/>
-            </w:pPr>
-            <w:r>
-              <w:rPr>
-                <w:b/>
-                <w:color w:val="075481"/>
-                <w:sz w:val="21"/>
-                <w:szCs w:val="21"/>
-              </w:rPr>
-              <w:t xml:space="preserve">T131</w:t>
-            </w:r>
-          </w:p>
-          <w:p>
-            <w:pPr>
-              <w:spacing w:before="0" w:after="0"/>
-            </w:pPr>
-            <w:r>
-              <w:rPr>
-                <w:color w:val="595959"/>
-                <w:sz w:val="17"/>
-                <w:szCs w:val="17"/>
-              </w:rPr>
-              <w:t xml:space="preserve">On the map legend entry "Unverified or non-residential"</w:t>
-            </w:r>
-          </w:p>
-        </w:tc>
-        <w:tc>
-          <w:tcPr>
-            <w:tcW w:w="4300" w:type="dxa"/>
-          </w:tcPr>
-          <w:p>
-            <w:pPr>
-              <w:spacing w:before="0" w:after="0"/>
-            </w:pPr>
-            <w:r>
-              <w:rPr>
-                <w:sz w:val="21"/>
-                <w:szCs w:val="21"/>
-              </w:rPr>
-              <w:t xml:space="preserve">Constructed units that TRPA has not verified as affordable or workforce housing, or that are not residential at all, tourist accommodation units being the common case. They appear in the table but are counted in no total.</w:t>
-            </w:r>
-          </w:p>
-        </w:tc>
-        <w:tc>
-          <w:tcPr>
-            <w:tcW w:w="3580" w:type="dxa"/>
-            <w:shd w:val="clear" w:color="auto" w:fill="FFFDF0"/>
-          </w:tcPr>
-          <w:p>
-            <w:pPr>
-              <w:spacing w:before="0" w:after="0"/>
-            </w:pPr>
-          </w:p>
-        </w:tc>
-      </w:tr>
-      <w:tr>
-        <w:trPr>
-          <w:trHeight w:val="340" w:hRule="atLeast"/>
-        </w:trPr>
-        <w:tc>
-          <w:tcPr>
-            <w:tcW w:w="2200" w:type="dxa"/>
-          </w:tcPr>
-          <w:p>
-            <w:pPr>
-              <w:spacing w:before="0" w:after="0"/>
-            </w:pPr>
-            <w:r>
-              <w:rPr>
-                <w:b/>
-                <w:color w:val="075481"/>
-                <w:sz w:val="21"/>
-                <w:szCs w:val="21"/>
-              </w:rPr>
-              <w:t xml:space="preserve">T30</w:t>
-            </w:r>
-          </w:p>
-          <w:p>
-            <w:pPr>
-              <w:spacing w:before="0" w:after="0"/>
-            </w:pPr>
-            <w:r>
-              <w:rPr>
-                <w:color w:val="595959"/>
-                <w:sz w:val="17"/>
-                <w:szCs w:val="17"/>
-              </w:rPr>
               <w:t xml:space="preserve">On the "Existing units by year built" chart</w:t>
             </w:r>
           </w:p>
@@ -2579,7 +2397,7 @@
                 <w:sz w:val="21"/>
                 <w:szCs w:val="21"/>
               </w:rPr>
-              <w:t xml:space="preserve">Units built since 2012, split into deed-restricted units and everything else tracked in the affordable and workforce inventory, which includes unrestricted multifamily and unrestricted accessory dwelling units. Single-family homes built as single-family are not included.</w:t>
+              <w:t xml:space="preserve">Units built since 2012, split into deed-restricted units, accessory dwelling units, and other affordable and workforce inventory. Single-family homes and subdivided units are not included.</w:t>
             </w:r>
           </w:p>
         </w:tc>
@@ -3655,7 +3473,7 @@
                 <w:sz w:val="21"/>
                 <w:szCs w:val="21"/>
               </w:rPr>
-              <w:t xml:space="preserve">Click a parcel on the map or a row in the table to zoom to it and open its housing records. To change what the charts, map, and table show, use the filters above.</w:t>
+              <w:t xml:space="preserve">The map groups existing affordable and workforce units by area, with bigger circles for more units. Click a circle to see how many units and parcels it covers. To change what the charts and map show, including units in the pipeline, use the filters above.</w:t>
             </w:r>
           </w:p>
         </w:tc>
@@ -3689,7 +3507,7 @@
                 <w:sz w:val="19"/>
                 <w:szCs w:val="19"/>
               </w:rPr>
-              <w:t xml:space="preserve">The four charts, in the order they appear:</w:t>
+              <w:t xml:space="preserve">The three charts, in the order they appear:</w:t>
             </w:r>
           </w:p>
         </w:tc>
@@ -4069,136 +3887,6 @@
                 <w:szCs w:val="21"/>
               </w:rPr>
               <w:t xml:space="preserve">Permitted but not yet constructed, plus bonus units reserved for projects not yet submitted</w:t>
-            </w:r>
-          </w:p>
-        </w:tc>
-        <w:tc>
-          <w:tcPr>
-            <w:tcW w:w="3580" w:type="dxa"/>
-            <w:shd w:val="clear" w:color="auto" w:fill="FFFDF0"/>
-          </w:tcPr>
-          <w:p>
-            <w:pPr>
-              <w:spacing w:before="0" w:after="0"/>
-            </w:pPr>
-          </w:p>
-        </w:tc>
-      </w:tr>
-      <w:tr>
-        <w:trPr>
-          <w:trHeight w:val="340" w:hRule="atLeast"/>
-        </w:trPr>
-        <w:tc>
-          <w:tcPr>
-            <w:tcW w:w="2200" w:type="dxa"/>
-          </w:tcPr>
-          <w:p>
-            <w:pPr>
-              <w:spacing w:before="0" w:after="0"/>
-            </w:pPr>
-            <w:r>
-              <w:rPr>
-                <w:b/>
-                <w:color w:val="075481"/>
-                <w:sz w:val="21"/>
-                <w:szCs w:val="21"/>
-              </w:rPr>
-              <w:t xml:space="preserve">T51</w:t>
-            </w:r>
-          </w:p>
-          <w:p>
-            <w:pPr>
-              <w:spacing w:before="0" w:after="0"/>
-            </w:pPr>
-            <w:r>
-              <w:rPr>
-                <w:color w:val="595959"/>
-                <w:sz w:val="17"/>
-                <w:szCs w:val="17"/>
-              </w:rPr>
-              <w:t xml:space="preserve">Chart 4 title</w:t>
-            </w:r>
-          </w:p>
-        </w:tc>
-        <w:tc>
-          <w:tcPr>
-            <w:tcW w:w="4300" w:type="dxa"/>
-          </w:tcPr>
-          <w:p>
-            <w:pPr>
-              <w:spacing w:before="0" w:after="0"/>
-            </w:pPr>
-            <w:r>
-              <w:rPr>
-                <w:sz w:val="21"/>
-                <w:szCs w:val="21"/>
-              </w:rPr>
-              <w:t xml:space="preserve">Non-restricted multifamily units built since 2012</w:t>
-            </w:r>
-          </w:p>
-        </w:tc>
-        <w:tc>
-          <w:tcPr>
-            <w:tcW w:w="3580" w:type="dxa"/>
-            <w:shd w:val="clear" w:color="auto" w:fill="FFFDF0"/>
-          </w:tcPr>
-          <w:p>
-            <w:pPr>
-              <w:spacing w:before="0" w:after="0"/>
-            </w:pPr>
-          </w:p>
-        </w:tc>
-      </w:tr>
-      <w:tr>
-        <w:trPr>
-          <w:trHeight w:val="340" w:hRule="atLeast"/>
-        </w:trPr>
-        <w:tc>
-          <w:tcPr>
-            <w:tcW w:w="2200" w:type="dxa"/>
-          </w:tcPr>
-          <w:p>
-            <w:pPr>
-              <w:spacing w:before="0" w:after="0"/>
-            </w:pPr>
-            <w:r>
-              <w:rPr>
-                <w:b/>
-                <w:color w:val="075481"/>
-                <w:sz w:val="21"/>
-                <w:szCs w:val="21"/>
-              </w:rPr>
-              <w:t xml:space="preserve">T52</w:t>
-            </w:r>
-          </w:p>
-          <w:p>
-            <w:pPr>
-              <w:spacing w:before="0" w:after="0"/>
-            </w:pPr>
-            <w:r>
-              <w:rPr>
-                <w:color w:val="595959"/>
-                <w:sz w:val="17"/>
-                <w:szCs w:val="17"/>
-              </w:rPr>
-              <w:t xml:space="preserve">Chart 4 caption</w:t>
-            </w:r>
-          </w:p>
-        </w:tc>
-        <w:tc>
-          <w:tcPr>
-            <w:tcW w:w="4300" w:type="dxa"/>
-          </w:tcPr>
-          <w:p>
-            <w:pPr>
-              <w:spacing w:before="0" w:after="0"/>
-            </w:pPr>
-            <w:r>
-              <w:rPr>
-                <w:sz w:val="21"/>
-                <w:szCs w:val="21"/>
-              </w:rPr>
-              <w:t xml:space="preserve">Existing units, built 2012 or later, not flagged affordable or workforce</w:t>
             </w:r>
           </w:p>
         </w:tc>
@@ -4550,58 +4238,6 @@
         </w:tc>
       </w:tr>
       <w:tr>
-        <w:trPr>
-          <w:trHeight w:val="340" w:hRule="atLeast"/>
-        </w:trPr>
-        <w:tc>
-          <w:tcPr>
-            <w:tcW w:w="2200" w:type="dxa"/>
-          </w:tcPr>
-          <w:p>
-            <w:pPr>
-              <w:spacing w:before="0" w:after="0"/>
-            </w:pPr>
-            <w:r>
-              <w:rPr>
-                <w:b/>
-                <w:color w:val="075481"/>
-                <w:sz w:val="21"/>
-                <w:szCs w:val="21"/>
-              </w:rPr>
-              <w:t xml:space="preserve">T59</w:t>
-            </w:r>
-          </w:p>
-        </w:tc>
-        <w:tc>
-          <w:tcPr>
-            <w:tcW w:w="4300" w:type="dxa"/>
-          </w:tcPr>
-          <w:p>
-            <w:pPr>
-              <w:spacing w:before="0" w:after="0"/>
-            </w:pPr>
-            <w:r>
-              <w:rPr>
-                <w:sz w:val="21"/>
-                <w:szCs w:val="21"/>
-              </w:rPr>
-              <w:t xml:space="preserve">Non-restricted multifamily</w:t>
-            </w:r>
-          </w:p>
-        </w:tc>
-        <w:tc>
-          <w:tcPr>
-            <w:tcW w:w="3580" w:type="dxa"/>
-            <w:shd w:val="clear" w:color="auto" w:fill="FFFDF0"/>
-          </w:tcPr>
-          <w:p>
-            <w:pPr>
-              <w:spacing w:before="0" w:after="0"/>
-            </w:pPr>
-          </w:p>
-        </w:tc>
-      </w:tr>
-      <w:tr>
         <w:tc>
           <w:tcPr>
             <w:tcW w:w="10080" w:type="dxa"/>
@@ -4660,163 +4296,7 @@
                 <w:sz w:val="21"/>
                 <w:szCs w:val="21"/>
               </w:rPr>
-              <w:t xml:space="preserve">Affordable &amp; workforce</w:t>
-            </w:r>
-          </w:p>
-        </w:tc>
-        <w:tc>
-          <w:tcPr>
-            <w:tcW w:w="3580" w:type="dxa"/>
-            <w:shd w:val="clear" w:color="auto" w:fill="FFFDF0"/>
-          </w:tcPr>
-          <w:p>
-            <w:pPr>
-              <w:spacing w:before="0" w:after="0"/>
-            </w:pPr>
-          </w:p>
-        </w:tc>
-      </w:tr>
-      <w:tr>
-        <w:trPr>
-          <w:trHeight w:val="340" w:hRule="atLeast"/>
-        </w:trPr>
-        <w:tc>
-          <w:tcPr>
-            <w:tcW w:w="2200" w:type="dxa"/>
-          </w:tcPr>
-          <w:p>
-            <w:pPr>
-              <w:spacing w:before="0" w:after="0"/>
-            </w:pPr>
-            <w:r>
-              <w:rPr>
-                <w:b/>
-                <w:color w:val="075481"/>
-                <w:sz w:val="21"/>
-                <w:szCs w:val="21"/>
-              </w:rPr>
-              <w:t xml:space="preserve">T61</w:t>
-            </w:r>
-          </w:p>
-        </w:tc>
-        <w:tc>
-          <w:tcPr>
-            <w:tcW w:w="4300" w:type="dxa"/>
-          </w:tcPr>
-          <w:p>
-            <w:pPr>
-              <w:spacing w:before="0" w:after="0"/>
-            </w:pPr>
-            <w:r>
-              <w:rPr>
-                <w:sz w:val="21"/>
-                <w:szCs w:val="21"/>
-              </w:rPr>
-              <w:t xml:space="preserve">Unrestricted</w:t>
-            </w:r>
-          </w:p>
-        </w:tc>
-        <w:tc>
-          <w:tcPr>
-            <w:tcW w:w="3580" w:type="dxa"/>
-            <w:shd w:val="clear" w:color="auto" w:fill="FFFDF0"/>
-          </w:tcPr>
-          <w:p>
-            <w:pPr>
-              <w:spacing w:before="0" w:after="0"/>
-            </w:pPr>
-          </w:p>
-        </w:tc>
-      </w:tr>
-      <w:tr>
-        <w:trPr>
-          <w:trHeight w:val="340" w:hRule="atLeast"/>
-        </w:trPr>
-        <w:tc>
-          <w:tcPr>
-            <w:tcW w:w="2200" w:type="dxa"/>
-          </w:tcPr>
-          <w:p>
-            <w:pPr>
-              <w:spacing w:before="0" w:after="0"/>
-            </w:pPr>
-            <w:r>
-              <w:rPr>
-                <w:b/>
-                <w:color w:val="075481"/>
-                <w:sz w:val="21"/>
-                <w:szCs w:val="21"/>
-              </w:rPr>
-              <w:t xml:space="preserve">T62</w:t>
-            </w:r>
-          </w:p>
-        </w:tc>
-        <w:tc>
-          <w:tcPr>
-            <w:tcW w:w="4300" w:type="dxa"/>
-          </w:tcPr>
-          <w:p>
-            <w:pPr>
-              <w:spacing w:before="0" w:after="0"/>
-            </w:pPr>
-            <w:r>
-              <w:rPr>
-                <w:sz w:val="21"/>
-                <w:szCs w:val="21"/>
-              </w:rPr>
-              <w:t xml:space="preserve">Pipeline only</w:t>
-            </w:r>
-          </w:p>
-        </w:tc>
-        <w:tc>
-          <w:tcPr>
-            <w:tcW w:w="3580" w:type="dxa"/>
-            <w:shd w:val="clear" w:color="auto" w:fill="FFFDF0"/>
-          </w:tcPr>
-          <w:p>
-            <w:pPr>
-              <w:spacing w:before="0" w:after="0"/>
-            </w:pPr>
-          </w:p>
-        </w:tc>
-      </w:tr>
-      <w:tr>
-        <w:trPr>
-          <w:trHeight w:val="340" w:hRule="atLeast"/>
-        </w:trPr>
-        <w:tc>
-          <w:tcPr>
-            <w:tcW w:w="2200" w:type="dxa"/>
-          </w:tcPr>
-          <w:p>
-            <w:pPr>
-              <w:spacing w:before="0" w:after="0"/>
-            </w:pPr>
-            <w:r>
-              <w:rPr>
-                <w:b/>
-                <w:color w:val="075481"/>
-                <w:sz w:val="21"/>
-                <w:szCs w:val="21"/>
-              </w:rPr>
-              <w:t xml:space="preserve">T63</w:t>
-            </w:r>
-          </w:p>
-        </w:tc>
-        <w:tc>
-          <w:tcPr>
-            <w:tcW w:w="4300" w:type="dxa"/>
-          </w:tcPr>
-          <w:p>
-            <w:pPr>
-              <w:spacing w:before="0" w:after="0"/>
-            </w:pPr>
-            <w:r>
-              <w:rPr>
-                <w:sz w:val="21"/>
-                <w:szCs w:val="21"/>
-              </w:rPr>
-              <w:t xml:space="preserve">Unverified or non-residential</w:t>
+              <w:t xml:space="preserve">Existing affordable &amp; workforce units. Circle size and label show the total.</w:t>
             </w:r>
           </w:p>
         </w:tc>
@@ -4869,58 +4349,6 @@
                 <w:szCs w:val="21"/>
               </w:rPr>
               <w:t xml:space="preserve">TRPA boundary</w:t>
-            </w:r>
-          </w:p>
-        </w:tc>
-        <w:tc>
-          <w:tcPr>
-            <w:tcW w:w="3580" w:type="dxa"/>
-            <w:shd w:val="clear" w:color="auto" w:fill="FFFDF0"/>
-          </w:tcPr>
-          <w:p>
-            <w:pPr>
-              <w:spacing w:before="0" w:after="0"/>
-            </w:pPr>
-          </w:p>
-        </w:tc>
-      </w:tr>
-      <w:tr>
-        <w:trPr>
-          <w:trHeight w:val="340" w:hRule="atLeast"/>
-        </w:trPr>
-        <w:tc>
-          <w:tcPr>
-            <w:tcW w:w="2200" w:type="dxa"/>
-          </w:tcPr>
-          <w:p>
-            <w:pPr>
-              <w:spacing w:before="0" w:after="0"/>
-            </w:pPr>
-            <w:r>
-              <w:rPr>
-                <w:b/>
-                <w:color w:val="075481"/>
-                <w:sz w:val="21"/>
-                <w:szCs w:val="21"/>
-              </w:rPr>
-              <w:t xml:space="preserve">T65</w:t>
-            </w:r>
-          </w:p>
-        </w:tc>
-        <w:tc>
-          <w:tcPr>
-            <w:tcW w:w="4300" w:type="dxa"/>
-          </w:tcPr>
-          <w:p>
-            <w:pPr>
-              <w:spacing w:before="0" w:after="0"/>
-            </w:pPr>
-            <w:r>
-              <w:rPr>
-                <w:sz w:val="21"/>
-                <w:szCs w:val="21"/>
-              </w:rPr>
-              <w:t xml:space="preserve">Parcel boundaries, once zoomed in</w:t>
             </w:r>
           </w:p>
         </w:tc>
@@ -5050,7 +4478,7 @@
                 <w:sz w:val="21"/>
                 <w:szCs w:val="21"/>
               </w:rPr>
-              <w:t xml:space="preserve">Cluster labels show total units. Zoom in to see individual parcels.</w:t>
+              <w:t xml:space="preserve">Select a Timing filter to map units in the pipeline. The map stays at neighborhood scale, so individual parcels are not shown.</w:t>
             </w:r>
           </w:p>
         </w:tc>
@@ -5419,7 +4847,7 @@
                 <w:sz w:val="21"/>
                 <w:szCs w:val="21"/>
               </w:rPr>
-              <w:t xml:space="preserve">Existing units built 2012 or later. Policy milestones marked.</w:t>
+              <w:t xml:space="preserve">Affordable and workforce units built 2012 or later, with accessory dwelling units shown on their own. Policy milestones marked.</w:t>
             </w:r>
           </w:p>
         </w:tc>
@@ -5599,6 +5027,520 @@
                 <w:szCs w:val="21"/>
               </w:rPr>
               <w:t xml:space="preserve">2023 Phase 2 Housing Amendments</w:t>
+            </w:r>
+          </w:p>
+        </w:tc>
+        <w:tc>
+          <w:tcPr>
+            <w:tcW w:w="3580" w:type="dxa"/>
+            <w:shd w:val="clear" w:color="auto" w:fill="FFFDF0"/>
+          </w:tcPr>
+          <w:p>
+            <w:pPr>
+              <w:spacing w:before="0" w:after="0"/>
+            </w:pPr>
+          </w:p>
+        </w:tc>
+      </w:tr>
+      <w:tr>
+        <w:trPr>
+          <w:trHeight w:val="340" w:hRule="atLeast"/>
+        </w:trPr>
+        <w:tc>
+          <w:tcPr>
+            <w:tcW w:w="2200" w:type="dxa"/>
+          </w:tcPr>
+          <w:p>
+            <w:pPr>
+              <w:spacing w:before="0" w:after="0"/>
+            </w:pPr>
+            <w:r>
+              <w:rPr>
+                <w:b/>
+                <w:color w:val="075481"/>
+                <w:sz w:val="21"/>
+                <w:szCs w:val="21"/>
+              </w:rPr>
+              <w:t xml:space="preserve">T133</w:t>
+            </w:r>
+          </w:p>
+        </w:tc>
+        <w:tc>
+          <w:tcPr>
+            <w:tcW w:w="4300" w:type="dxa"/>
+          </w:tcPr>
+          <w:p>
+            <w:pPr>
+              <w:spacing w:before="0" w:after="0"/>
+            </w:pPr>
+            <w:r>
+              <w:rPr>
+                <w:sz w:val="21"/>
+                <w:szCs w:val="21"/>
+              </w:rPr>
+              <w:t xml:space="preserve">2021 Phase 1 Housing Amendments</w:t>
+            </w:r>
+          </w:p>
+        </w:tc>
+        <w:tc>
+          <w:tcPr>
+            <w:tcW w:w="3580" w:type="dxa"/>
+            <w:shd w:val="clear" w:color="auto" w:fill="FFFDF0"/>
+          </w:tcPr>
+          <w:p>
+            <w:pPr>
+              <w:spacing w:before="0" w:after="0"/>
+            </w:pPr>
+          </w:p>
+        </w:tc>
+      </w:tr>
+      <w:tr>
+        <w:tc>
+          <w:tcPr>
+            <w:tcW w:w="10080" w:type="dxa"/>
+            <w:gridSpan w:val="3"/>
+            <w:shd w:val="clear" w:color="auto" w:fill="EDF4FA"/>
+          </w:tcPr>
+          <w:p>
+            <w:pPr>
+              <w:spacing w:before="0" w:after="0"/>
+            </w:pPr>
+            <w:r>
+              <w:rPr>
+                <w:i/>
+                <w:color w:val="595959"/>
+                <w:sz w:val="19"/>
+                <w:szCs w:val="19"/>
+              </w:rPr>
+              <w:t xml:space="preserve">The sentence under each milestone, shown in the list below the chart:</w:t>
+            </w:r>
+          </w:p>
+        </w:tc>
+      </w:tr>
+      <w:tr>
+        <w:trPr>
+          <w:trHeight w:val="340" w:hRule="atLeast"/>
+        </w:trPr>
+        <w:tc>
+          <w:tcPr>
+            <w:tcW w:w="2200" w:type="dxa"/>
+          </w:tcPr>
+          <w:p>
+            <w:pPr>
+              <w:spacing w:before="0" w:after="0"/>
+            </w:pPr>
+            <w:r>
+              <w:rPr>
+                <w:b/>
+                <w:color w:val="075481"/>
+                <w:sz w:val="21"/>
+                <w:szCs w:val="21"/>
+              </w:rPr>
+              <w:t xml:space="preserve">T134</w:t>
+            </w:r>
+          </w:p>
+          <w:p>
+            <w:pPr>
+              <w:spacing w:before="0" w:after="0"/>
+            </w:pPr>
+            <w:r>
+              <w:rPr>
+                <w:color w:val="595959"/>
+                <w:sz w:val="17"/>
+                <w:szCs w:val="17"/>
+              </w:rPr>
+              <w:t xml:space="preserve">Under 2012 Regional Plan Update</w:t>
+            </w:r>
+          </w:p>
+        </w:tc>
+        <w:tc>
+          <w:tcPr>
+            <w:tcW w:w="4300" w:type="dxa"/>
+          </w:tcPr>
+          <w:p>
+            <w:pPr>
+              <w:spacing w:before="0" w:after="0"/>
+            </w:pPr>
+            <w:r>
+              <w:rPr>
+                <w:sz w:val="21"/>
+                <w:szCs w:val="21"/>
+              </w:rPr>
+              <w:t xml:space="preserve">The updated Regional Plan set the framework that later housing incentives build on.</w:t>
+            </w:r>
+          </w:p>
+        </w:tc>
+        <w:tc>
+          <w:tcPr>
+            <w:tcW w:w="3580" w:type="dxa"/>
+            <w:shd w:val="clear" w:color="auto" w:fill="FFFDF0"/>
+          </w:tcPr>
+          <w:p>
+            <w:pPr>
+              <w:spacing w:before="0" w:after="0"/>
+            </w:pPr>
+          </w:p>
+        </w:tc>
+      </w:tr>
+      <w:tr>
+        <w:trPr>
+          <w:trHeight w:val="340" w:hRule="atLeast"/>
+        </w:trPr>
+        <w:tc>
+          <w:tcPr>
+            <w:tcW w:w="2200" w:type="dxa"/>
+          </w:tcPr>
+          <w:p>
+            <w:pPr>
+              <w:spacing w:before="0" w:after="0"/>
+            </w:pPr>
+            <w:r>
+              <w:rPr>
+                <w:b/>
+                <w:color w:val="075481"/>
+                <w:sz w:val="21"/>
+                <w:szCs w:val="21"/>
+              </w:rPr>
+              <w:t xml:space="preserve">T135</w:t>
+            </w:r>
+          </w:p>
+          <w:p>
+            <w:pPr>
+              <w:spacing w:before="0" w:after="0"/>
+            </w:pPr>
+            <w:r>
+              <w:rPr>
+                <w:color w:val="595959"/>
+                <w:sz w:val="17"/>
+                <w:szCs w:val="17"/>
+              </w:rPr>
+              <w:t xml:space="preserve">Under 2018 Development Rights Strategic Initiative</w:t>
+            </w:r>
+          </w:p>
+        </w:tc>
+        <w:tc>
+          <w:tcPr>
+            <w:tcW w:w="4300" w:type="dxa"/>
+          </w:tcPr>
+          <w:p>
+            <w:pPr>
+              <w:spacing w:before="0" w:after="0"/>
+            </w:pPr>
+            <w:r>
+              <w:rPr>
+                <w:sz w:val="21"/>
+                <w:szCs w:val="21"/>
+              </w:rPr>
+              <w:t xml:space="preserve">Allowed the conversion of existing development using environmentally neutral conversion rates.</w:t>
+            </w:r>
+          </w:p>
+        </w:tc>
+        <w:tc>
+          <w:tcPr>
+            <w:tcW w:w="3580" w:type="dxa"/>
+            <w:shd w:val="clear" w:color="auto" w:fill="FFFDF0"/>
+          </w:tcPr>
+          <w:p>
+            <w:pPr>
+              <w:spacing w:before="0" w:after="0"/>
+            </w:pPr>
+          </w:p>
+        </w:tc>
+      </w:tr>
+      <w:tr>
+        <w:trPr>
+          <w:trHeight w:val="340" w:hRule="atLeast"/>
+        </w:trPr>
+        <w:tc>
+          <w:tcPr>
+            <w:tcW w:w="2200" w:type="dxa"/>
+          </w:tcPr>
+          <w:p>
+            <w:pPr>
+              <w:spacing w:before="0" w:after="0"/>
+            </w:pPr>
+            <w:r>
+              <w:rPr>
+                <w:b/>
+                <w:color w:val="075481"/>
+                <w:sz w:val="21"/>
+                <w:szCs w:val="21"/>
+              </w:rPr>
+              <w:t xml:space="preserve">T136</w:t>
+            </w:r>
+          </w:p>
+          <w:p>
+            <w:pPr>
+              <w:spacing w:before="0" w:after="0"/>
+            </w:pPr>
+            <w:r>
+              <w:rPr>
+                <w:color w:val="595959"/>
+                <w:sz w:val="17"/>
+                <w:szCs w:val="17"/>
+              </w:rPr>
+              <w:t xml:space="preserve">Under 2021 Phase 1 Housing Amendments</w:t>
+            </w:r>
+          </w:p>
+        </w:tc>
+        <w:tc>
+          <w:tcPr>
+            <w:tcW w:w="4300" w:type="dxa"/>
+          </w:tcPr>
+          <w:p>
+            <w:pPr>
+              <w:spacing w:before="0" w:after="0"/>
+            </w:pPr>
+            <w:r>
+              <w:rPr>
+                <w:sz w:val="21"/>
+                <w:szCs w:val="21"/>
+              </w:rPr>
+              <w:t xml:space="preserve">Made accessory dwelling units easier to build, allowing up to two per residential parcel, and expanded where bonus units can be used.</w:t>
+            </w:r>
+          </w:p>
+        </w:tc>
+        <w:tc>
+          <w:tcPr>
+            <w:tcW w:w="3580" w:type="dxa"/>
+            <w:shd w:val="clear" w:color="auto" w:fill="FFFDF0"/>
+          </w:tcPr>
+          <w:p>
+            <w:pPr>
+              <w:spacing w:before="0" w:after="0"/>
+            </w:pPr>
+          </w:p>
+        </w:tc>
+      </w:tr>
+      <w:tr>
+        <w:trPr>
+          <w:trHeight w:val="340" w:hRule="atLeast"/>
+        </w:trPr>
+        <w:tc>
+          <w:tcPr>
+            <w:tcW w:w="2200" w:type="dxa"/>
+          </w:tcPr>
+          <w:p>
+            <w:pPr>
+              <w:spacing w:before="0" w:after="0"/>
+            </w:pPr>
+            <w:r>
+              <w:rPr>
+                <w:b/>
+                <w:color w:val="075481"/>
+                <w:sz w:val="21"/>
+                <w:szCs w:val="21"/>
+              </w:rPr>
+              <w:t xml:space="preserve">T137</w:t>
+            </w:r>
+          </w:p>
+          <w:p>
+            <w:pPr>
+              <w:spacing w:before="0" w:after="0"/>
+            </w:pPr>
+            <w:r>
+              <w:rPr>
+                <w:color w:val="595959"/>
+                <w:sz w:val="17"/>
+                <w:szCs w:val="17"/>
+              </w:rPr>
+              <w:t xml:space="preserve">Under 2023 Phase 2 Housing Amendments</w:t>
+            </w:r>
+          </w:p>
+        </w:tc>
+        <w:tc>
+          <w:tcPr>
+            <w:tcW w:w="4300" w:type="dxa"/>
+          </w:tcPr>
+          <w:p>
+            <w:pPr>
+              <w:spacing w:before="0" w:after="0"/>
+            </w:pPr>
+            <w:r>
+              <w:rPr>
+                <w:sz w:val="21"/>
+                <w:szCs w:val="21"/>
+              </w:rPr>
+              <w:t xml:space="preserve">Gave deed-restricted housing more height, density, and coverage flexibility in and near town centers.</w:t>
+            </w:r>
+          </w:p>
+        </w:tc>
+        <w:tc>
+          <w:tcPr>
+            <w:tcW w:w="3580" w:type="dxa"/>
+            <w:shd w:val="clear" w:color="auto" w:fill="FFFDF0"/>
+          </w:tcPr>
+          <w:p>
+            <w:pPr>
+              <w:spacing w:before="0" w:after="0"/>
+            </w:pPr>
+          </w:p>
+        </w:tc>
+      </w:tr>
+      <w:tr>
+        <w:tc>
+          <w:tcPr>
+            <w:tcW w:w="10080" w:type="dxa"/>
+            <w:gridSpan w:val="3"/>
+            <w:shd w:val="clear" w:color="auto" w:fill="EDF4FA"/>
+          </w:tcPr>
+          <w:p>
+            <w:pPr>
+              <w:spacing w:before="0" w:after="0"/>
+            </w:pPr>
+            <w:r>
+              <w:rPr>
+                <w:i/>
+                <w:color w:val="595959"/>
+                <w:sz w:val="19"/>
+                <w:szCs w:val="19"/>
+              </w:rPr>
+              <w:t xml:space="preserve">The three bars on this chart:</w:t>
+            </w:r>
+          </w:p>
+        </w:tc>
+      </w:tr>
+      <w:tr>
+        <w:trPr>
+          <w:trHeight w:val="340" w:hRule="atLeast"/>
+        </w:trPr>
+        <w:tc>
+          <w:tcPr>
+            <w:tcW w:w="2200" w:type="dxa"/>
+          </w:tcPr>
+          <w:p>
+            <w:pPr>
+              <w:spacing w:before="0" w:after="0"/>
+            </w:pPr>
+            <w:r>
+              <w:rPr>
+                <w:b/>
+                <w:color w:val="075481"/>
+                <w:sz w:val="21"/>
+                <w:szCs w:val="21"/>
+              </w:rPr>
+              <w:t xml:space="preserve">T138</w:t>
+            </w:r>
+          </w:p>
+        </w:tc>
+        <w:tc>
+          <w:tcPr>
+            <w:tcW w:w="4300" w:type="dxa"/>
+          </w:tcPr>
+          <w:p>
+            <w:pPr>
+              <w:spacing w:before="0" w:after="0"/>
+            </w:pPr>
+            <w:r>
+              <w:rPr>
+                <w:sz w:val="21"/>
+                <w:szCs w:val="21"/>
+              </w:rPr>
+              <w:t xml:space="preserve">Deed-restricted units</w:t>
+            </w:r>
+          </w:p>
+        </w:tc>
+        <w:tc>
+          <w:tcPr>
+            <w:tcW w:w="3580" w:type="dxa"/>
+            <w:shd w:val="clear" w:color="auto" w:fill="FFFDF0"/>
+          </w:tcPr>
+          <w:p>
+            <w:pPr>
+              <w:spacing w:before="0" w:after="0"/>
+            </w:pPr>
+          </w:p>
+        </w:tc>
+      </w:tr>
+      <w:tr>
+        <w:trPr>
+          <w:trHeight w:val="340" w:hRule="atLeast"/>
+        </w:trPr>
+        <w:tc>
+          <w:tcPr>
+            <w:tcW w:w="2200" w:type="dxa"/>
+          </w:tcPr>
+          <w:p>
+            <w:pPr>
+              <w:spacing w:before="0" w:after="0"/>
+            </w:pPr>
+            <w:r>
+              <w:rPr>
+                <w:b/>
+                <w:color w:val="075481"/>
+                <w:sz w:val="21"/>
+                <w:szCs w:val="21"/>
+              </w:rPr>
+              <w:t xml:space="preserve">T139</w:t>
+            </w:r>
+          </w:p>
+        </w:tc>
+        <w:tc>
+          <w:tcPr>
+            <w:tcW w:w="4300" w:type="dxa"/>
+          </w:tcPr>
+          <w:p>
+            <w:pPr>
+              <w:spacing w:before="0" w:after="0"/>
+            </w:pPr>
+            <w:r>
+              <w:rPr>
+                <w:sz w:val="21"/>
+                <w:szCs w:val="21"/>
+              </w:rPr>
+              <w:t xml:space="preserve">Accessory dwelling units</w:t>
+            </w:r>
+          </w:p>
+        </w:tc>
+        <w:tc>
+          <w:tcPr>
+            <w:tcW w:w="3580" w:type="dxa"/>
+            <w:shd w:val="clear" w:color="auto" w:fill="FFFDF0"/>
+          </w:tcPr>
+          <w:p>
+            <w:pPr>
+              <w:spacing w:before="0" w:after="0"/>
+            </w:pPr>
+          </w:p>
+        </w:tc>
+      </w:tr>
+      <w:tr>
+        <w:trPr>
+          <w:trHeight w:val="340" w:hRule="atLeast"/>
+        </w:trPr>
+        <w:tc>
+          <w:tcPr>
+            <w:tcW w:w="2200" w:type="dxa"/>
+          </w:tcPr>
+          <w:p>
+            <w:pPr>
+              <w:spacing w:before="0" w:after="0"/>
+            </w:pPr>
+            <w:r>
+              <w:rPr>
+                <w:b/>
+                <w:color w:val="075481"/>
+                <w:sz w:val="21"/>
+                <w:szCs w:val="21"/>
+              </w:rPr>
+              <w:t xml:space="preserve">T140</w:t>
+            </w:r>
+          </w:p>
+        </w:tc>
+        <w:tc>
+          <w:tcPr>
+            <w:tcW w:w="4300" w:type="dxa"/>
+          </w:tcPr>
+          <w:p>
+            <w:pPr>
+              <w:spacing w:before="0" w:after="0"/>
+            </w:pPr>
+            <w:r>
+              <w:rPr>
+                <w:sz w:val="21"/>
+                <w:szCs w:val="21"/>
+              </w:rPr>
+              <w:t xml:space="preserve">Other affordable and workforce</w:t>
             </w:r>
           </w:p>
         </w:tc>
@@ -7556,7 +7498,7 @@
           <w:sz w:val="26"/>
           <w:szCs w:val="26"/>
         </w:rPr>
-        <w:t xml:space="preserve">9. Data table</w:t>
+        <w:t xml:space="preserve">9. Map pop-up</w:t>
       </w:r>
     </w:p>
     <w:tbl>
@@ -7649,266 +7591,6 @@
         </w:tc>
       </w:tr>
       <w:tr>
-        <w:trPr>
-          <w:trHeight w:val="340" w:hRule="atLeast"/>
-        </w:trPr>
-        <w:tc>
-          <w:tcPr>
-            <w:tcW w:w="2200" w:type="dxa"/>
-          </w:tcPr>
-          <w:p>
-            <w:pPr>
-              <w:spacing w:before="0" w:after="0"/>
-            </w:pPr>
-            <w:r>
-              <w:rPr>
-                <w:b/>
-                <w:color w:val="075481"/>
-                <w:sz w:val="21"/>
-                <w:szCs w:val="21"/>
-              </w:rPr>
-              <w:t xml:space="preserve">T99</w:t>
-            </w:r>
-          </w:p>
-          <w:p>
-            <w:pPr>
-              <w:spacing w:before="0" w:after="0"/>
-            </w:pPr>
-            <w:r>
-              <w:rPr>
-                <w:color w:val="595959"/>
-                <w:sz w:val="17"/>
-                <w:szCs w:val="17"/>
-              </w:rPr>
-              <w:t xml:space="preserve">Section label</w:t>
-            </w:r>
-          </w:p>
-        </w:tc>
-        <w:tc>
-          <w:tcPr>
-            <w:tcW w:w="4300" w:type="dxa"/>
-          </w:tcPr>
-          <w:p>
-            <w:pPr>
-              <w:spacing w:before="0" w:after="0"/>
-            </w:pPr>
-            <w:r>
-              <w:rPr>
-                <w:sz w:val="21"/>
-                <w:szCs w:val="21"/>
-              </w:rPr>
-              <w:t xml:space="preserve">The data</w:t>
-            </w:r>
-          </w:p>
-        </w:tc>
-        <w:tc>
-          <w:tcPr>
-            <w:tcW w:w="3580" w:type="dxa"/>
-            <w:shd w:val="clear" w:color="auto" w:fill="FFFDF0"/>
-          </w:tcPr>
-          <w:p>
-            <w:pPr>
-              <w:spacing w:before="0" w:after="0"/>
-            </w:pPr>
-          </w:p>
-        </w:tc>
-      </w:tr>
-      <w:tr>
-        <w:trPr>
-          <w:trHeight w:val="340" w:hRule="atLeast"/>
-        </w:trPr>
-        <w:tc>
-          <w:tcPr>
-            <w:tcW w:w="2200" w:type="dxa"/>
-          </w:tcPr>
-          <w:p>
-            <w:pPr>
-              <w:spacing w:before="0" w:after="0"/>
-            </w:pPr>
-            <w:r>
-              <w:rPr>
-                <w:b/>
-                <w:color w:val="075481"/>
-                <w:sz w:val="21"/>
-                <w:szCs w:val="21"/>
-              </w:rPr>
-              <w:t xml:space="preserve">T100</w:t>
-            </w:r>
-          </w:p>
-          <w:p>
-            <w:pPr>
-              <w:spacing w:before="0" w:after="0"/>
-            </w:pPr>
-            <w:r>
-              <w:rPr>
-                <w:color w:val="595959"/>
-                <w:sz w:val="17"/>
-                <w:szCs w:val="17"/>
-              </w:rPr>
-              <w:t xml:space="preserve">Section heading</w:t>
-            </w:r>
-          </w:p>
-        </w:tc>
-        <w:tc>
-          <w:tcPr>
-            <w:tcW w:w="4300" w:type="dxa"/>
-          </w:tcPr>
-          <w:p>
-            <w:pPr>
-              <w:spacing w:before="0" w:after="0"/>
-            </w:pPr>
-            <w:r>
-              <w:rPr>
-                <w:sz w:val="21"/>
-                <w:szCs w:val="21"/>
-              </w:rPr>
-              <w:t xml:space="preserve">Every multi-family housing record</w:t>
-            </w:r>
-          </w:p>
-        </w:tc>
-        <w:tc>
-          <w:tcPr>
-            <w:tcW w:w="3580" w:type="dxa"/>
-            <w:shd w:val="clear" w:color="auto" w:fill="FFFDF0"/>
-          </w:tcPr>
-          <w:p>
-            <w:pPr>
-              <w:spacing w:before="0" w:after="0"/>
-            </w:pPr>
-          </w:p>
-        </w:tc>
-      </w:tr>
-      <w:tr>
-        <w:trPr>
-          <w:trHeight w:val="340" w:hRule="atLeast"/>
-        </w:trPr>
-        <w:tc>
-          <w:tcPr>
-            <w:tcW w:w="2200" w:type="dxa"/>
-          </w:tcPr>
-          <w:p>
-            <w:pPr>
-              <w:spacing w:before="0" w:after="0"/>
-            </w:pPr>
-            <w:r>
-              <w:rPr>
-                <w:b/>
-                <w:color w:val="075481"/>
-                <w:sz w:val="21"/>
-                <w:szCs w:val="21"/>
-              </w:rPr>
-              <w:t xml:space="preserve">T101</w:t>
-            </w:r>
-          </w:p>
-          <w:p>
-            <w:pPr>
-              <w:spacing w:before="0" w:after="0"/>
-            </w:pPr>
-            <w:r>
-              <w:rPr>
-                <w:color w:val="595959"/>
-                <w:sz w:val="17"/>
-                <w:szCs w:val="17"/>
-              </w:rPr>
-              <w:t xml:space="preserve">Note above the table</w:t>
-            </w:r>
-          </w:p>
-        </w:tc>
-        <w:tc>
-          <w:tcPr>
-            <w:tcW w:w="4300" w:type="dxa"/>
-          </w:tcPr>
-          <w:p>
-            <w:pPr>
-              <w:spacing w:before="0" w:after="0"/>
-            </w:pPr>
-            <w:r>
-              <w:rPr>
-                <w:sz w:val="21"/>
-                <w:szCs w:val="21"/>
-              </w:rPr>
-              <w:t xml:space="preserve">One row per housing record. A parcel can have more than one record.</w:t>
-            </w:r>
-          </w:p>
-        </w:tc>
-        <w:tc>
-          <w:tcPr>
-            <w:tcW w:w="3580" w:type="dxa"/>
-            <w:shd w:val="clear" w:color="auto" w:fill="FFFDF0"/>
-          </w:tcPr>
-          <w:p>
-            <w:pPr>
-              <w:spacing w:before="0" w:after="0"/>
-            </w:pPr>
-          </w:p>
-        </w:tc>
-      </w:tr>
-      <w:tr>
-        <w:trPr>
-          <w:trHeight w:val="340" w:hRule="atLeast"/>
-        </w:trPr>
-        <w:tc>
-          <w:tcPr>
-            <w:tcW w:w="2200" w:type="dxa"/>
-          </w:tcPr>
-          <w:p>
-            <w:pPr>
-              <w:spacing w:before="0" w:after="0"/>
-            </w:pPr>
-            <w:r>
-              <w:rPr>
-                <w:b/>
-                <w:color w:val="075481"/>
-                <w:sz w:val="21"/>
-                <w:szCs w:val="21"/>
-              </w:rPr>
-              <w:t xml:space="preserve">T102</w:t>
-            </w:r>
-          </w:p>
-          <w:p>
-            <w:pPr>
-              <w:spacing w:before="0" w:after="0"/>
-            </w:pPr>
-            <w:r>
-              <w:rPr>
-                <w:color w:val="595959"/>
-                <w:sz w:val="17"/>
-                <w:szCs w:val="17"/>
-              </w:rPr>
-              <w:t xml:space="preserve">Download button</w:t>
-            </w:r>
-          </w:p>
-        </w:tc>
-        <w:tc>
-          <w:tcPr>
-            <w:tcW w:w="4300" w:type="dxa"/>
-          </w:tcPr>
-          <w:p>
-            <w:pPr>
-              <w:spacing w:before="0" w:after="0"/>
-            </w:pPr>
-            <w:r>
-              <w:rPr>
-                <w:sz w:val="21"/>
-                <w:szCs w:val="21"/>
-              </w:rPr>
-              <w:t xml:space="preserve">Export CSV</w:t>
-            </w:r>
-          </w:p>
-        </w:tc>
-        <w:tc>
-          <w:tcPr>
-            <w:tcW w:w="3580" w:type="dxa"/>
-            <w:shd w:val="clear" w:color="auto" w:fill="FFFDF0"/>
-          </w:tcPr>
-          <w:p>
-            <w:pPr>
-              <w:spacing w:before="0" w:after="0"/>
-            </w:pPr>
-          </w:p>
-        </w:tc>
-      </w:tr>
-      <w:tr>
         <w:tc>
           <w:tcPr>
             <w:tcW w:w="10080" w:type="dxa"/>
@@ -7926,932 +7608,126 @@
                 <w:sz w:val="19"/>
                 <w:szCs w:val="19"/>
               </w:rPr>
-              <w:t xml:space="preserve">Column headings, left to right:</w:t>
-            </w:r>
-          </w:p>
-        </w:tc>
-      </w:tr>
-      <w:tr>
-        <w:trPr>
-          <w:trHeight w:val="340" w:hRule="atLeast"/>
-        </w:trPr>
-        <w:tc>
-          <w:tcPr>
-            <w:tcW w:w="2200" w:type="dxa"/>
-          </w:tcPr>
-          <w:p>
-            <w:pPr>
-              <w:spacing w:before="0" w:after="0"/>
-            </w:pPr>
-            <w:r>
-              <w:rPr>
-                <w:b/>
-                <w:color w:val="075481"/>
-                <w:sz w:val="21"/>
-                <w:szCs w:val="21"/>
-              </w:rPr>
-              <w:t xml:space="preserve">T103</w:t>
-            </w:r>
-          </w:p>
-        </w:tc>
-        <w:tc>
-          <w:tcPr>
-            <w:tcW w:w="4300" w:type="dxa"/>
-          </w:tcPr>
-          <w:p>
-            <w:pPr>
-              <w:spacing w:before="0" w:after="0"/>
-            </w:pPr>
-            <w:r>
-              <w:rPr>
-                <w:sz w:val="21"/>
-                <w:szCs w:val="21"/>
-              </w:rPr>
-              <w:t xml:space="preserve">APN</w:t>
-            </w:r>
-          </w:p>
-        </w:tc>
-        <w:tc>
-          <w:tcPr>
-            <w:tcW w:w="3580" w:type="dxa"/>
-            <w:shd w:val="clear" w:color="auto" w:fill="FFFDF0"/>
-          </w:tcPr>
-          <w:p>
-            <w:pPr>
-              <w:spacing w:before="0" w:after="0"/>
-            </w:pPr>
-          </w:p>
-        </w:tc>
-      </w:tr>
-      <w:tr>
-        <w:trPr>
-          <w:trHeight w:val="340" w:hRule="atLeast"/>
-        </w:trPr>
-        <w:tc>
-          <w:tcPr>
-            <w:tcW w:w="2200" w:type="dxa"/>
-          </w:tcPr>
-          <w:p>
-            <w:pPr>
-              <w:spacing w:before="0" w:after="0"/>
-            </w:pPr>
-            <w:r>
-              <w:rPr>
-                <w:b/>
-                <w:color w:val="075481"/>
-                <w:sz w:val="21"/>
-                <w:szCs w:val="21"/>
-              </w:rPr>
-              <w:t xml:space="preserve">T104</w:t>
-            </w:r>
-          </w:p>
-        </w:tc>
-        <w:tc>
-          <w:tcPr>
-            <w:tcW w:w="4300" w:type="dxa"/>
-          </w:tcPr>
-          <w:p>
-            <w:pPr>
-              <w:spacing w:before="0" w:after="0"/>
-            </w:pPr>
-            <w:r>
-              <w:rPr>
-                <w:sz w:val="21"/>
-                <w:szCs w:val="21"/>
-              </w:rPr>
-              <w:t xml:space="preserve">Jurisdiction</w:t>
-            </w:r>
-          </w:p>
-        </w:tc>
-        <w:tc>
-          <w:tcPr>
-            <w:tcW w:w="3580" w:type="dxa"/>
-            <w:shd w:val="clear" w:color="auto" w:fill="FFFDF0"/>
-          </w:tcPr>
-          <w:p>
-            <w:pPr>
-              <w:spacing w:before="0" w:after="0"/>
-            </w:pPr>
-          </w:p>
-        </w:tc>
-      </w:tr>
-      <w:tr>
-        <w:trPr>
-          <w:trHeight w:val="340" w:hRule="atLeast"/>
-        </w:trPr>
-        <w:tc>
-          <w:tcPr>
-            <w:tcW w:w="2200" w:type="dxa"/>
-          </w:tcPr>
-          <w:p>
-            <w:pPr>
-              <w:spacing w:before="0" w:after="0"/>
-            </w:pPr>
-            <w:r>
-              <w:rPr>
-                <w:b/>
-                <w:color w:val="075481"/>
-                <w:sz w:val="21"/>
-                <w:szCs w:val="21"/>
-              </w:rPr>
-              <w:t xml:space="preserve">T105</w:t>
-            </w:r>
-          </w:p>
-        </w:tc>
-        <w:tc>
-          <w:tcPr>
-            <w:tcW w:w="4300" w:type="dxa"/>
-          </w:tcPr>
-          <w:p>
-            <w:pPr>
-              <w:spacing w:before="0" w:after="0"/>
-            </w:pPr>
-            <w:r>
-              <w:rPr>
-                <w:sz w:val="21"/>
-                <w:szCs w:val="21"/>
-              </w:rPr>
-              <w:t xml:space="preserve">Address</w:t>
-            </w:r>
-          </w:p>
-        </w:tc>
-        <w:tc>
-          <w:tcPr>
-            <w:tcW w:w="3580" w:type="dxa"/>
-            <w:shd w:val="clear" w:color="auto" w:fill="FFFDF0"/>
-          </w:tcPr>
-          <w:p>
-            <w:pPr>
-              <w:spacing w:before="0" w:after="0"/>
-            </w:pPr>
-          </w:p>
-        </w:tc>
-      </w:tr>
-      <w:tr>
-        <w:trPr>
-          <w:trHeight w:val="340" w:hRule="atLeast"/>
-        </w:trPr>
-        <w:tc>
-          <w:tcPr>
-            <w:tcW w:w="2200" w:type="dxa"/>
-          </w:tcPr>
-          <w:p>
-            <w:pPr>
-              <w:spacing w:before="0" w:after="0"/>
-            </w:pPr>
-            <w:r>
-              <w:rPr>
-                <w:b/>
-                <w:color w:val="075481"/>
-                <w:sz w:val="21"/>
-                <w:szCs w:val="21"/>
-              </w:rPr>
-              <w:t xml:space="preserve">T106</w:t>
-            </w:r>
-          </w:p>
-        </w:tc>
-        <w:tc>
-          <w:tcPr>
-            <w:tcW w:w="4300" w:type="dxa"/>
-          </w:tcPr>
-          <w:p>
-            <w:pPr>
-              <w:spacing w:before="0" w:after="0"/>
-            </w:pPr>
-            <w:r>
-              <w:rPr>
-                <w:sz w:val="21"/>
-                <w:szCs w:val="21"/>
-              </w:rPr>
-              <w:t xml:space="preserve">Town</w:t>
-            </w:r>
-          </w:p>
-        </w:tc>
-        <w:tc>
-          <w:tcPr>
-            <w:tcW w:w="3580" w:type="dxa"/>
-            <w:shd w:val="clear" w:color="auto" w:fill="FFFDF0"/>
-          </w:tcPr>
-          <w:p>
-            <w:pPr>
-              <w:spacing w:before="0" w:after="0"/>
-            </w:pPr>
-          </w:p>
-        </w:tc>
-      </w:tr>
-      <w:tr>
-        <w:trPr>
-          <w:trHeight w:val="340" w:hRule="atLeast"/>
-        </w:trPr>
-        <w:tc>
-          <w:tcPr>
-            <w:tcW w:w="2200" w:type="dxa"/>
-          </w:tcPr>
-          <w:p>
-            <w:pPr>
-              <w:spacing w:before="0" w:after="0"/>
-            </w:pPr>
-            <w:r>
-              <w:rPr>
-                <w:b/>
-                <w:color w:val="075481"/>
-                <w:sz w:val="21"/>
-                <w:szCs w:val="21"/>
-              </w:rPr>
-              <w:t xml:space="preserve">T107</w:t>
-            </w:r>
-          </w:p>
-        </w:tc>
-        <w:tc>
-          <w:tcPr>
-            <w:tcW w:w="4300" w:type="dxa"/>
-          </w:tcPr>
-          <w:p>
-            <w:pPr>
-              <w:spacing w:before="0" w:after="0"/>
-            </w:pPr>
-            <w:r>
-              <w:rPr>
-                <w:sz w:val="21"/>
-                <w:szCs w:val="21"/>
-              </w:rPr>
-              <w:t xml:space="preserve">Units</w:t>
-            </w:r>
-          </w:p>
-        </w:tc>
-        <w:tc>
-          <w:tcPr>
-            <w:tcW w:w="3580" w:type="dxa"/>
-            <w:shd w:val="clear" w:color="auto" w:fill="FFFDF0"/>
-          </w:tcPr>
-          <w:p>
-            <w:pPr>
-              <w:spacing w:before="0" w:after="0"/>
-            </w:pPr>
-          </w:p>
-        </w:tc>
-      </w:tr>
-      <w:tr>
-        <w:trPr>
-          <w:trHeight w:val="340" w:hRule="atLeast"/>
-        </w:trPr>
-        <w:tc>
-          <w:tcPr>
-            <w:tcW w:w="2200" w:type="dxa"/>
-          </w:tcPr>
-          <w:p>
-            <w:pPr>
-              <w:spacing w:before="0" w:after="0"/>
-            </w:pPr>
-            <w:r>
-              <w:rPr>
-                <w:b/>
-                <w:color w:val="075481"/>
-                <w:sz w:val="21"/>
-                <w:szCs w:val="21"/>
-              </w:rPr>
-              <w:t xml:space="preserve">T108</w:t>
-            </w:r>
-          </w:p>
-        </w:tc>
-        <w:tc>
-          <w:tcPr>
-            <w:tcW w:w="4300" w:type="dxa"/>
-          </w:tcPr>
-          <w:p>
-            <w:pPr>
-              <w:spacing w:before="0" w:after="0"/>
-            </w:pPr>
-            <w:r>
-              <w:rPr>
-                <w:sz w:val="21"/>
-                <w:szCs w:val="21"/>
-              </w:rPr>
-              <w:t xml:space="preserve">Year Built</w:t>
-            </w:r>
-          </w:p>
-        </w:tc>
-        <w:tc>
-          <w:tcPr>
-            <w:tcW w:w="3580" w:type="dxa"/>
-            <w:shd w:val="clear" w:color="auto" w:fill="FFFDF0"/>
-          </w:tcPr>
-          <w:p>
-            <w:pPr>
-              <w:spacing w:before="0" w:after="0"/>
-            </w:pPr>
-          </w:p>
-        </w:tc>
-      </w:tr>
-      <w:tr>
-        <w:trPr>
-          <w:trHeight w:val="340" w:hRule="atLeast"/>
-        </w:trPr>
-        <w:tc>
-          <w:tcPr>
-            <w:tcW w:w="2200" w:type="dxa"/>
-          </w:tcPr>
-          <w:p>
-            <w:pPr>
-              <w:spacing w:before="0" w:after="0"/>
-            </w:pPr>
-            <w:r>
-              <w:rPr>
-                <w:b/>
-                <w:color w:val="075481"/>
-                <w:sz w:val="21"/>
-                <w:szCs w:val="21"/>
-              </w:rPr>
-              <w:t xml:space="preserve">T109</w:t>
-            </w:r>
-          </w:p>
-        </w:tc>
-        <w:tc>
-          <w:tcPr>
-            <w:tcW w:w="4300" w:type="dxa"/>
-          </w:tcPr>
-          <w:p>
-            <w:pPr>
-              <w:spacing w:before="0" w:after="0"/>
-            </w:pPr>
-            <w:r>
-              <w:rPr>
-                <w:sz w:val="21"/>
-                <w:szCs w:val="21"/>
-              </w:rPr>
-              <w:t xml:space="preserve">Affordable &amp; Workforce</w:t>
-            </w:r>
-          </w:p>
-        </w:tc>
-        <w:tc>
-          <w:tcPr>
-            <w:tcW w:w="3580" w:type="dxa"/>
-            <w:shd w:val="clear" w:color="auto" w:fill="FFFDF0"/>
-          </w:tcPr>
-          <w:p>
-            <w:pPr>
-              <w:spacing w:before="0" w:after="0"/>
-            </w:pPr>
-          </w:p>
-        </w:tc>
-      </w:tr>
-      <w:tr>
-        <w:trPr>
-          <w:trHeight w:val="340" w:hRule="atLeast"/>
-        </w:trPr>
-        <w:tc>
-          <w:tcPr>
-            <w:tcW w:w="2200" w:type="dxa"/>
-          </w:tcPr>
-          <w:p>
-            <w:pPr>
-              <w:spacing w:before="0" w:after="0"/>
-            </w:pPr>
-            <w:r>
-              <w:rPr>
-                <w:b/>
-                <w:color w:val="075481"/>
-                <w:sz w:val="21"/>
-                <w:szCs w:val="21"/>
-              </w:rPr>
-              <w:t xml:space="preserve">T110</w:t>
-            </w:r>
-          </w:p>
-        </w:tc>
-        <w:tc>
-          <w:tcPr>
-            <w:tcW w:w="4300" w:type="dxa"/>
-          </w:tcPr>
-          <w:p>
-            <w:pPr>
-              <w:spacing w:before="0" w:after="0"/>
-            </w:pPr>
-            <w:r>
-              <w:rPr>
-                <w:sz w:val="21"/>
-                <w:szCs w:val="21"/>
-              </w:rPr>
-              <w:t xml:space="preserve">Timing</w:t>
-            </w:r>
-          </w:p>
-        </w:tc>
-        <w:tc>
-          <w:tcPr>
-            <w:tcW w:w="3580" w:type="dxa"/>
-            <w:shd w:val="clear" w:color="auto" w:fill="FFFDF0"/>
-          </w:tcPr>
-          <w:p>
-            <w:pPr>
-              <w:spacing w:before="0" w:after="0"/>
-            </w:pPr>
-          </w:p>
-        </w:tc>
-      </w:tr>
-      <w:tr>
-        <w:trPr>
-          <w:trHeight w:val="340" w:hRule="atLeast"/>
-        </w:trPr>
-        <w:tc>
-          <w:tcPr>
-            <w:tcW w:w="2200" w:type="dxa"/>
-          </w:tcPr>
-          <w:p>
-            <w:pPr>
-              <w:spacing w:before="0" w:after="0"/>
-            </w:pPr>
-            <w:r>
-              <w:rPr>
-                <w:b/>
-                <w:color w:val="075481"/>
-                <w:sz w:val="21"/>
-                <w:szCs w:val="21"/>
-              </w:rPr>
-              <w:t xml:space="preserve">T111</w:t>
-            </w:r>
-          </w:p>
-        </w:tc>
-        <w:tc>
-          <w:tcPr>
-            <w:tcW w:w="4300" w:type="dxa"/>
-          </w:tcPr>
-          <w:p>
-            <w:pPr>
-              <w:spacing w:before="0" w:after="0"/>
-            </w:pPr>
-            <w:r>
-              <w:rPr>
-                <w:sz w:val="21"/>
-                <w:szCs w:val="21"/>
-              </w:rPr>
-              <w:t xml:space="preserve">Housing Type</w:t>
-            </w:r>
-          </w:p>
-        </w:tc>
-        <w:tc>
-          <w:tcPr>
-            <w:tcW w:w="3580" w:type="dxa"/>
-            <w:shd w:val="clear" w:color="auto" w:fill="FFFDF0"/>
-          </w:tcPr>
-          <w:p>
-            <w:pPr>
-              <w:spacing w:before="0" w:after="0"/>
-            </w:pPr>
-          </w:p>
-        </w:tc>
-      </w:tr>
-      <w:tr>
-        <w:trPr>
-          <w:trHeight w:val="340" w:hRule="atLeast"/>
-        </w:trPr>
-        <w:tc>
-          <w:tcPr>
-            <w:tcW w:w="2200" w:type="dxa"/>
-          </w:tcPr>
-          <w:p>
-            <w:pPr>
-              <w:spacing w:before="0" w:after="0"/>
-            </w:pPr>
-            <w:r>
-              <w:rPr>
-                <w:b/>
-                <w:color w:val="075481"/>
-                <w:sz w:val="21"/>
-                <w:szCs w:val="21"/>
-              </w:rPr>
-              <w:t xml:space="preserve">T112</w:t>
-            </w:r>
-          </w:p>
-        </w:tc>
-        <w:tc>
-          <w:tcPr>
-            <w:tcW w:w="4300" w:type="dxa"/>
-          </w:tcPr>
-          <w:p>
-            <w:pPr>
-              <w:spacing w:before="0" w:after="0"/>
-            </w:pPr>
-            <w:r>
-              <w:rPr>
-                <w:sz w:val="21"/>
-                <w:szCs w:val="21"/>
-              </w:rPr>
-              <w:t xml:space="preserve">VHR</w:t>
-            </w:r>
-          </w:p>
-        </w:tc>
-        <w:tc>
-          <w:tcPr>
-            <w:tcW w:w="3580" w:type="dxa"/>
-            <w:shd w:val="clear" w:color="auto" w:fill="FFFDF0"/>
-          </w:tcPr>
-          <w:p>
-            <w:pPr>
-              <w:spacing w:before="0" w:after="0"/>
-            </w:pPr>
-          </w:p>
-        </w:tc>
-      </w:tr>
-      <w:tr>
-        <w:trPr>
-          <w:trHeight w:val="340" w:hRule="atLeast"/>
-        </w:trPr>
-        <w:tc>
-          <w:tcPr>
-            <w:tcW w:w="2200" w:type="dxa"/>
-          </w:tcPr>
-          <w:p>
-            <w:pPr>
-              <w:spacing w:before="0" w:after="0"/>
-            </w:pPr>
-            <w:r>
-              <w:rPr>
-                <w:b/>
-                <w:color w:val="075481"/>
-                <w:sz w:val="21"/>
-                <w:szCs w:val="21"/>
-              </w:rPr>
-              <w:t xml:space="preserve">T113</w:t>
-            </w:r>
-          </w:p>
-        </w:tc>
-        <w:tc>
-          <w:tcPr>
-            <w:tcW w:w="4300" w:type="dxa"/>
-          </w:tcPr>
-          <w:p>
-            <w:pPr>
-              <w:spacing w:before="0" w:after="0"/>
-            </w:pPr>
-            <w:r>
-              <w:rPr>
-                <w:sz w:val="21"/>
-                <w:szCs w:val="21"/>
-              </w:rPr>
-              <w:t xml:space="preserve">County Land Use</w:t>
-            </w:r>
-          </w:p>
-        </w:tc>
-        <w:tc>
-          <w:tcPr>
-            <w:tcW w:w="3580" w:type="dxa"/>
-            <w:shd w:val="clear" w:color="auto" w:fill="FFFDF0"/>
-          </w:tcPr>
-          <w:p>
-            <w:pPr>
-              <w:spacing w:before="0" w:after="0"/>
-            </w:pPr>
-          </w:p>
-        </w:tc>
-      </w:tr>
-      <w:tr>
-        <w:trPr>
-          <w:trHeight w:val="340" w:hRule="atLeast"/>
-        </w:trPr>
-        <w:tc>
-          <w:tcPr>
-            <w:tcW w:w="2200" w:type="dxa"/>
-          </w:tcPr>
-          <w:p>
-            <w:pPr>
-              <w:spacing w:before="0" w:after="0"/>
-            </w:pPr>
-            <w:r>
-              <w:rPr>
-                <w:b/>
-                <w:color w:val="075481"/>
-                <w:sz w:val="21"/>
-                <w:szCs w:val="21"/>
-              </w:rPr>
-              <w:t xml:space="preserve">T114</w:t>
-            </w:r>
-          </w:p>
-        </w:tc>
-        <w:tc>
-          <w:tcPr>
-            <w:tcW w:w="4300" w:type="dxa"/>
-          </w:tcPr>
-          <w:p>
-            <w:pPr>
-              <w:spacing w:before="0" w:after="0"/>
-            </w:pPr>
-            <w:r>
-              <w:rPr>
-                <w:sz w:val="21"/>
-                <w:szCs w:val="21"/>
-              </w:rPr>
-              <w:t xml:space="preserve">Zoning</w:t>
-            </w:r>
-          </w:p>
-        </w:tc>
-        <w:tc>
-          <w:tcPr>
-            <w:tcW w:w="3580" w:type="dxa"/>
-            <w:shd w:val="clear" w:color="auto" w:fill="FFFDF0"/>
-          </w:tcPr>
-          <w:p>
-            <w:pPr>
-              <w:spacing w:before="0" w:after="0"/>
-            </w:pPr>
-          </w:p>
-        </w:tc>
-      </w:tr>
-      <w:tr>
-        <w:trPr>
-          <w:trHeight w:val="340" w:hRule="atLeast"/>
-        </w:trPr>
-        <w:tc>
-          <w:tcPr>
-            <w:tcW w:w="2200" w:type="dxa"/>
-          </w:tcPr>
-          <w:p>
-            <w:pPr>
-              <w:spacing w:before="0" w:after="0"/>
-            </w:pPr>
-            <w:r>
-              <w:rPr>
-                <w:b/>
-                <w:color w:val="075481"/>
-                <w:sz w:val="21"/>
-                <w:szCs w:val="21"/>
-              </w:rPr>
-              <w:t xml:space="preserve">T115</w:t>
-            </w:r>
-          </w:p>
-        </w:tc>
-        <w:tc>
-          <w:tcPr>
-            <w:tcW w:w="4300" w:type="dxa"/>
-          </w:tcPr>
-          <w:p>
-            <w:pPr>
-              <w:spacing w:before="0" w:after="0"/>
-            </w:pPr>
-            <w:r>
-              <w:rPr>
-                <w:sz w:val="21"/>
-                <w:szCs w:val="21"/>
-              </w:rPr>
-              <w:t xml:space="preserve">Plan</w:t>
-            </w:r>
-          </w:p>
-        </w:tc>
-        <w:tc>
-          <w:tcPr>
-            <w:tcW w:w="3580" w:type="dxa"/>
-            <w:shd w:val="clear" w:color="auto" w:fill="FFFDF0"/>
-          </w:tcPr>
-          <w:p>
-            <w:pPr>
-              <w:spacing w:before="0" w:after="0"/>
-            </w:pPr>
-          </w:p>
-        </w:tc>
-      </w:tr>
-      <w:tr>
-        <w:trPr>
-          <w:trHeight w:val="340" w:hRule="atLeast"/>
-        </w:trPr>
-        <w:tc>
-          <w:tcPr>
-            <w:tcW w:w="2200" w:type="dxa"/>
-          </w:tcPr>
-          <w:p>
-            <w:pPr>
-              <w:spacing w:before="0" w:after="0"/>
-            </w:pPr>
-            <w:r>
-              <w:rPr>
-                <w:b/>
-                <w:color w:val="075481"/>
-                <w:sz w:val="21"/>
-                <w:szCs w:val="21"/>
-              </w:rPr>
-              <w:t xml:space="preserve">T116</w:t>
-            </w:r>
-          </w:p>
-        </w:tc>
-        <w:tc>
-          <w:tcPr>
-            <w:tcW w:w="4300" w:type="dxa"/>
-          </w:tcPr>
-          <w:p>
-            <w:pPr>
-              <w:spacing w:before="0" w:after="0"/>
-            </w:pPr>
-            <w:r>
-              <w:rPr>
-                <w:sz w:val="21"/>
-                <w:szCs w:val="21"/>
-              </w:rPr>
-              <w:t xml:space="preserve">Town Center Proximity</w:t>
-            </w:r>
-          </w:p>
-        </w:tc>
-        <w:tc>
-          <w:tcPr>
-            <w:tcW w:w="3580" w:type="dxa"/>
-            <w:shd w:val="clear" w:color="auto" w:fill="FFFDF0"/>
-          </w:tcPr>
-          <w:p>
-            <w:pPr>
-              <w:spacing w:before="0" w:after="0"/>
-            </w:pPr>
-          </w:p>
-        </w:tc>
-      </w:tr>
-      <w:tr>
-        <w:trPr>
-          <w:trHeight w:val="340" w:hRule="atLeast"/>
-        </w:trPr>
-        <w:tc>
-          <w:tcPr>
-            <w:tcW w:w="2200" w:type="dxa"/>
-          </w:tcPr>
-          <w:p>
-            <w:pPr>
-              <w:spacing w:before="0" w:after="0"/>
-            </w:pPr>
-            <w:r>
-              <w:rPr>
-                <w:b/>
-                <w:color w:val="075481"/>
-                <w:sz w:val="21"/>
-                <w:szCs w:val="21"/>
-              </w:rPr>
-              <w:t xml:space="preserve">T117</w:t>
-            </w:r>
-          </w:p>
-        </w:tc>
-        <w:tc>
-          <w:tcPr>
-            <w:tcW w:w="4300" w:type="dxa"/>
-          </w:tcPr>
-          <w:p>
-            <w:pPr>
-              <w:spacing w:before="0" w:after="0"/>
-            </w:pPr>
-            <w:r>
-              <w:rPr>
-                <w:sz w:val="21"/>
-                <w:szCs w:val="21"/>
-              </w:rPr>
-              <w:t xml:space="preserve">Acres</w:t>
-            </w:r>
-          </w:p>
-        </w:tc>
-        <w:tc>
-          <w:tcPr>
-            <w:tcW w:w="3580" w:type="dxa"/>
-            <w:shd w:val="clear" w:color="auto" w:fill="FFFDF0"/>
-          </w:tcPr>
-          <w:p>
-            <w:pPr>
-              <w:spacing w:before="0" w:after="0"/>
-            </w:pPr>
-          </w:p>
-        </w:tc>
-      </w:tr>
-      <w:tr>
-        <w:trPr>
-          <w:trHeight w:val="340" w:hRule="atLeast"/>
-        </w:trPr>
-        <w:tc>
-          <w:tcPr>
-            <w:tcW w:w="2200" w:type="dxa"/>
-          </w:tcPr>
-          <w:p>
-            <w:pPr>
-              <w:spacing w:before="0" w:after="0"/>
-            </w:pPr>
-            <w:r>
-              <w:rPr>
-                <w:b/>
-                <w:color w:val="075481"/>
-                <w:sz w:val="21"/>
-                <w:szCs w:val="21"/>
-              </w:rPr>
-              <w:t xml:space="preserve">T118</w:t>
-            </w:r>
-          </w:p>
-        </w:tc>
-        <w:tc>
-          <w:tcPr>
-            <w:tcW w:w="4300" w:type="dxa"/>
-          </w:tcPr>
-          <w:p>
-            <w:pPr>
-              <w:spacing w:before="0" w:after="0"/>
-            </w:pPr>
-            <w:r>
-              <w:rPr>
-                <w:sz w:val="21"/>
-                <w:szCs w:val="21"/>
-              </w:rPr>
-              <w:t xml:space="preserve">Ownership</w:t>
-            </w:r>
-          </w:p>
-        </w:tc>
-        <w:tc>
-          <w:tcPr>
-            <w:tcW w:w="3580" w:type="dxa"/>
-            <w:shd w:val="clear" w:color="auto" w:fill="FFFDF0"/>
-          </w:tcPr>
-          <w:p>
-            <w:pPr>
-              <w:spacing w:before="0" w:after="0"/>
-            </w:pPr>
-          </w:p>
-        </w:tc>
-      </w:tr>
-      <w:tr>
-        <w:trPr>
-          <w:trHeight w:val="340" w:hRule="atLeast"/>
-        </w:trPr>
-        <w:tc>
-          <w:tcPr>
-            <w:tcW w:w="2200" w:type="dxa"/>
-          </w:tcPr>
-          <w:p>
-            <w:pPr>
-              <w:spacing w:before="0" w:after="0"/>
-            </w:pPr>
-            <w:r>
-              <w:rPr>
-                <w:b/>
-                <w:color w:val="075481"/>
-                <w:sz w:val="21"/>
-                <w:szCs w:val="21"/>
-              </w:rPr>
-              <w:t xml:space="preserve">T119</w:t>
-            </w:r>
-          </w:p>
-        </w:tc>
-        <w:tc>
-          <w:tcPr>
-            <w:tcW w:w="4300" w:type="dxa"/>
-          </w:tcPr>
-          <w:p>
-            <w:pPr>
-              <w:spacing w:before="0" w:after="0"/>
-            </w:pPr>
-            <w:r>
-              <w:rPr>
-                <w:sz w:val="21"/>
-                <w:szCs w:val="21"/>
-              </w:rPr>
-              <w:t xml:space="preserve">Project Notes</w:t>
-            </w:r>
-          </w:p>
-        </w:tc>
-        <w:tc>
-          <w:tcPr>
-            <w:tcW w:w="3580" w:type="dxa"/>
-            <w:shd w:val="clear" w:color="auto" w:fill="FFFDF0"/>
-          </w:tcPr>
-          <w:p>
-            <w:pPr>
-              <w:spacing w:before="0" w:after="0"/>
-            </w:pPr>
-          </w:p>
-        </w:tc>
-      </w:tr>
-      <w:tr>
-        <w:trPr>
-          <w:trHeight w:val="340" w:hRule="atLeast"/>
-        </w:trPr>
-        <w:tc>
-          <w:tcPr>
-            <w:tcW w:w="2200" w:type="dxa"/>
-          </w:tcPr>
-          <w:p>
-            <w:pPr>
-              <w:spacing w:before="0" w:after="0"/>
-            </w:pPr>
-            <w:r>
-              <w:rPr>
-                <w:b/>
-                <w:color w:val="075481"/>
-                <w:sz w:val="21"/>
-                <w:szCs w:val="21"/>
-              </w:rPr>
-              <w:t xml:space="preserve">T120</w:t>
-            </w:r>
-          </w:p>
-        </w:tc>
-        <w:tc>
-          <w:tcPr>
-            <w:tcW w:w="4300" w:type="dxa"/>
-          </w:tcPr>
-          <w:p>
-            <w:pPr>
-              <w:spacing w:before="0" w:after="0"/>
-            </w:pPr>
-            <w:r>
-              <w:rPr>
-                <w:sz w:val="21"/>
-                <w:szCs w:val="21"/>
-              </w:rPr>
-              <w:t xml:space="preserve">LT Info</w:t>
+              <w:t xml:space="preserve">The panel that appears when you click a parcel.</w:t>
+            </w:r>
+          </w:p>
+        </w:tc>
+      </w:tr>
+      <w:tr>
+        <w:trPr>
+          <w:trHeight w:val="340" w:hRule="atLeast"/>
+        </w:trPr>
+        <w:tc>
+          <w:tcPr>
+            <w:tcW w:w="2200" w:type="dxa"/>
+          </w:tcPr>
+          <w:p>
+            <w:pPr>
+              <w:spacing w:before="0" w:after="0"/>
+            </w:pPr>
+            <w:r>
+              <w:rPr>
+                <w:b/>
+                <w:color w:val="075481"/>
+                <w:sz w:val="21"/>
+                <w:szCs w:val="21"/>
+              </w:rPr>
+              <w:t xml:space="preserve">T121</w:t>
+            </w:r>
+          </w:p>
+          <w:p>
+            <w:pPr>
+              <w:spacing w:before="0" w:after="0"/>
+            </w:pPr>
+            <w:r>
+              <w:rPr>
+                <w:color w:val="595959"/>
+                <w:sz w:val="17"/>
+                <w:szCs w:val="17"/>
+              </w:rPr>
+              <w:t xml:space="preserve">Column headings inside the pop-up</w:t>
+            </w:r>
+          </w:p>
+        </w:tc>
+        <w:tc>
+          <w:tcPr>
+            <w:tcW w:w="4300" w:type="dxa"/>
+          </w:tcPr>
+          <w:p>
+            <w:pPr>
+              <w:spacing w:before="0" w:after="0"/>
+            </w:pPr>
+            <w:r>
+              <w:rPr>
+                <w:sz w:val="21"/>
+                <w:szCs w:val="21"/>
+              </w:rPr>
+              <w:t xml:space="preserve">Type · Units · Timing · Built · Affordable &amp; workforce</w:t>
+            </w:r>
+          </w:p>
+        </w:tc>
+        <w:tc>
+          <w:tcPr>
+            <w:tcW w:w="3580" w:type="dxa"/>
+            <w:shd w:val="clear" w:color="auto" w:fill="FFFDF0"/>
+          </w:tcPr>
+          <w:p>
+            <w:pPr>
+              <w:spacing w:before="0" w:after="0"/>
+            </w:pPr>
+          </w:p>
+        </w:tc>
+      </w:tr>
+      <w:tr>
+        <w:trPr>
+          <w:trHeight w:val="340" w:hRule="atLeast"/>
+        </w:trPr>
+        <w:tc>
+          <w:tcPr>
+            <w:tcW w:w="2200" w:type="dxa"/>
+          </w:tcPr>
+          <w:p>
+            <w:pPr>
+              <w:spacing w:before="0" w:after="0"/>
+            </w:pPr>
+            <w:r>
+              <w:rPr>
+                <w:b/>
+                <w:color w:val="075481"/>
+                <w:sz w:val="21"/>
+                <w:szCs w:val="21"/>
+              </w:rPr>
+              <w:t xml:space="preserve">T122</w:t>
+            </w:r>
+          </w:p>
+          <w:p>
+            <w:pPr>
+              <w:spacing w:before="0" w:after="0"/>
+            </w:pPr>
+            <w:r>
+              <w:rPr>
+                <w:color w:val="595959"/>
+                <w:sz w:val="17"/>
+                <w:szCs w:val="17"/>
+              </w:rPr>
+              <w:t xml:space="preserve">Link at the bottom of the pop-up</w:t>
+            </w:r>
+          </w:p>
+        </w:tc>
+        <w:tc>
+          <w:tcPr>
+            <w:tcW w:w="4300" w:type="dxa"/>
+          </w:tcPr>
+          <w:p>
+            <w:pPr>
+              <w:spacing w:before="0" w:after="0"/>
+            </w:pPr>
+            <w:r>
+              <w:rPr>
+                <w:sz w:val="21"/>
+                <w:szCs w:val="21"/>
+              </w:rPr>
+              <w:t xml:space="preserve">Open in Lake Tahoe Info</w:t>
             </w:r>
           </w:p>
         </w:tc>
@@ -8884,7 +7760,7 @@
           <w:sz w:val="26"/>
           <w:szCs w:val="26"/>
         </w:rPr>
-        <w:t xml:space="preserve">10. Map pop-up</w:t>
+        <w:t xml:space="preserve">10. Footer</w:t>
       </w:r>
     </w:p>
     <w:tbl>
@@ -8977,48 +7853,77 @@
         </w:tc>
       </w:tr>
       <w:tr>
-        <w:tc>
-          <w:tcPr>
-            <w:tcW w:w="10080" w:type="dxa"/>
-            <w:gridSpan w:val="3"/>
-            <w:shd w:val="clear" w:color="auto" w:fill="EDF4FA"/>
-          </w:tcPr>
-          <w:p>
-            <w:pPr>
-              <w:spacing w:before="0" w:after="0"/>
-            </w:pPr>
-            <w:r>
-              <w:rPr>
-                <w:i/>
-                <w:color w:val="595959"/>
-                <w:sz w:val="19"/>
-                <w:szCs w:val="19"/>
-              </w:rPr>
-              <w:t xml:space="preserve">The panel that appears when you click a parcel.</w:t>
-            </w:r>
-          </w:p>
-        </w:tc>
-      </w:tr>
-      <w:tr>
-        <w:trPr>
-          <w:trHeight w:val="340" w:hRule="atLeast"/>
-        </w:trPr>
-        <w:tc>
-          <w:tcPr>
-            <w:tcW w:w="2200" w:type="dxa"/>
-          </w:tcPr>
-          <w:p>
-            <w:pPr>
-              <w:spacing w:before="0" w:after="0"/>
-            </w:pPr>
-            <w:r>
-              <w:rPr>
-                <w:b/>
-                <w:color w:val="075481"/>
-                <w:sz w:val="21"/>
-                <w:szCs w:val="21"/>
-              </w:rPr>
-              <w:t xml:space="preserve">T121</w:t>
+        <w:trPr>
+          <w:trHeight w:val="340" w:hRule="atLeast"/>
+        </w:trPr>
+        <w:tc>
+          <w:tcPr>
+            <w:tcW w:w="2200" w:type="dxa"/>
+          </w:tcPr>
+          <w:p>
+            <w:pPr>
+              <w:spacing w:before="0" w:after="0"/>
+            </w:pPr>
+            <w:r>
+              <w:rPr>
+                <w:b/>
+                <w:color w:val="075481"/>
+                <w:sz w:val="21"/>
+                <w:szCs w:val="21"/>
+              </w:rPr>
+              <w:t xml:space="preserve">T123</w:t>
+            </w:r>
+          </w:p>
+        </w:tc>
+        <w:tc>
+          <w:tcPr>
+            <w:tcW w:w="4300" w:type="dxa"/>
+          </w:tcPr>
+          <w:p>
+            <w:pPr>
+              <w:spacing w:before="0" w:after="0"/>
+            </w:pPr>
+            <w:r>
+              <w:rPr>
+                <w:sz w:val="21"/>
+                <w:szCs w:val="21"/>
+              </w:rPr>
+              <w:t xml:space="preserve">A project of the Tahoe Regional Planning Agency</w:t>
+            </w:r>
+          </w:p>
+        </w:tc>
+        <w:tc>
+          <w:tcPr>
+            <w:tcW w:w="3580" w:type="dxa"/>
+            <w:shd w:val="clear" w:color="auto" w:fill="FFFDF0"/>
+          </w:tcPr>
+          <w:p>
+            <w:pPr>
+              <w:spacing w:before="0" w:after="0"/>
+            </w:pPr>
+          </w:p>
+        </w:tc>
+      </w:tr>
+      <w:tr>
+        <w:trPr>
+          <w:trHeight w:val="340" w:hRule="atLeast"/>
+        </w:trPr>
+        <w:tc>
+          <w:tcPr>
+            <w:tcW w:w="2200" w:type="dxa"/>
+          </w:tcPr>
+          <w:p>
+            <w:pPr>
+              <w:spacing w:before="0" w:after="0"/>
+            </w:pPr>
+            <w:r>
+              <w:rPr>
+                <w:b/>
+                <w:color w:val="075481"/>
+                <w:sz w:val="21"/>
+                <w:szCs w:val="21"/>
+              </w:rPr>
+              <w:t xml:space="preserve">T124</w:t>
             </w:r>
           </w:p>
           <w:p>
@@ -9031,89 +7936,24 @@
                 <w:sz w:val="17"/>
                 <w:szCs w:val="17"/>
               </w:rPr>
-              <w:t xml:space="preserve">Column headings inside the pop-up</w:t>
-            </w:r>
-          </w:p>
-        </w:tc>
-        <w:tc>
-          <w:tcPr>
-            <w:tcW w:w="4300" w:type="dxa"/>
-          </w:tcPr>
-          <w:p>
-            <w:pPr>
-              <w:spacing w:before="0" w:after="0"/>
-            </w:pPr>
-            <w:r>
-              <w:rPr>
-                <w:sz w:val="21"/>
-                <w:szCs w:val="21"/>
-              </w:rPr>
-              <w:t xml:space="preserve">Type · Units · Timing · Built · Affordable &amp; workforce</w:t>
-            </w:r>
-          </w:p>
-        </w:tc>
-        <w:tc>
-          <w:tcPr>
-            <w:tcW w:w="3580" w:type="dxa"/>
-            <w:shd w:val="clear" w:color="auto" w:fill="FFFDF0"/>
-          </w:tcPr>
-          <w:p>
-            <w:pPr>
-              <w:spacing w:before="0" w:after="0"/>
-            </w:pPr>
-          </w:p>
-        </w:tc>
-      </w:tr>
-      <w:tr>
-        <w:trPr>
-          <w:trHeight w:val="340" w:hRule="atLeast"/>
-        </w:trPr>
-        <w:tc>
-          <w:tcPr>
-            <w:tcW w:w="2200" w:type="dxa"/>
-          </w:tcPr>
-          <w:p>
-            <w:pPr>
-              <w:spacing w:before="0" w:after="0"/>
-            </w:pPr>
-            <w:r>
-              <w:rPr>
-                <w:b/>
-                <w:color w:val="075481"/>
-                <w:sz w:val="21"/>
-                <w:szCs w:val="21"/>
-              </w:rPr>
-              <w:t xml:space="preserve">T122</w:t>
-            </w:r>
-          </w:p>
-          <w:p>
-            <w:pPr>
-              <w:spacing w:before="0" w:after="0"/>
-            </w:pPr>
-            <w:r>
-              <w:rPr>
-                <w:color w:val="595959"/>
-                <w:sz w:val="17"/>
-                <w:szCs w:val="17"/>
-              </w:rPr>
-              <w:t xml:space="preserve">Link at the bottom of the pop-up</w:t>
-            </w:r>
-          </w:p>
-        </w:tc>
-        <w:tc>
-          <w:tcPr>
-            <w:tcW w:w="4300" w:type="dxa"/>
-          </w:tcPr>
-          <w:p>
-            <w:pPr>
-              <w:spacing w:before="0" w:after="0"/>
-            </w:pPr>
-            <w:r>
-              <w:rPr>
-                <w:sz w:val="21"/>
-                <w:szCs w:val="21"/>
-              </w:rPr>
-              <w:t xml:space="preserve">Open in Lake Tahoe Info</w:t>
+              <w:t xml:space="preserve">Data credit line</w:t>
+            </w:r>
+          </w:p>
+        </w:tc>
+        <w:tc>
+          <w:tcPr>
+            <w:tcW w:w="4300" w:type="dxa"/>
+          </w:tcPr>
+          <w:p>
+            <w:pPr>
+              <w:spacing w:before="0" w:after="0"/>
+            </w:pPr>
+            <w:r>
+              <w:rPr>
+                <w:sz w:val="21"/>
+                <w:szCs w:val="21"/>
+              </w:rPr>
+              <w:t xml:space="preserve">Housing records: TRPA Long Range Planning · Parcels and VHR: maps.trpa.org</w:t>
             </w:r>
           </w:p>
         </w:tc>
@@ -9146,233 +7986,7 @@
           <w:sz w:val="26"/>
           <w:szCs w:val="26"/>
         </w:rPr>
-        <w:t xml:space="preserve">11. Footer</w:t>
-      </w:r>
-    </w:p>
-    <w:tbl>
-      <w:tblPr>
-        <w:tblW w:w="10080" w:type="dxa"/>
-        <w:tblBorders>
-          <w:top w:val="single" w:sz="4" w:space="0" w:color="D9D9D9"/>
-          <w:left w:val="single" w:sz="4" w:space="0" w:color="D9D9D9"/>
-          <w:bottom w:val="single" w:sz="4" w:space="0" w:color="D9D9D9"/>
-          <w:right w:val="single" w:sz="4" w:space="0" w:color="D9D9D9"/>
-          <w:insideH w:val="single" w:sz="4" w:space="0" w:color="D9D9D9"/>
-          <w:insideV w:val="single" w:sz="4" w:space="0" w:color="D9D9D9"/>
-        </w:tblBorders>
-        <w:tblLayout w:type="fixed"/>
-        <w:tblCellMar>
-          <w:top w:w="80" w:type="dxa"/>
-          <w:left w:w="110" w:type="dxa"/>
-          <w:bottom w:w="80" w:type="dxa"/>
-          <w:right w:w="110" w:type="dxa"/>
-        </w:tblCellMar>
-      </w:tblPr>
-      <w:tblGrid>
-        <w:gridCol w:w="2200"/>
-        <w:gridCol w:w="4300"/>
-        <w:gridCol w:w="3580"/>
-      </w:tblGrid>
-      <w:tr>
-        <w:trPr>
-          <w:tblHeader/>
-        </w:trPr>
-        <w:tc>
-          <w:tcPr>
-            <w:tcW w:w="2200" w:type="dxa"/>
-            <w:shd w:val="clear" w:color="auto" w:fill="0A7EC2"/>
-          </w:tcPr>
-          <w:p>
-            <w:pPr>
-              <w:spacing w:before="0" w:after="0"/>
-            </w:pPr>
-            <w:r>
-              <w:rPr>
-                <w:b/>
-                <w:color w:val="FFFFFF"/>
-                <w:sz w:val="19"/>
-                <w:szCs w:val="19"/>
-              </w:rPr>
-              <w:t xml:space="preserve">Where it appears</w:t>
-            </w:r>
-          </w:p>
-        </w:tc>
-        <w:tc>
-          <w:tcPr>
-            <w:tcW w:w="4300" w:type="dxa"/>
-            <w:shd w:val="clear" w:color="auto" w:fill="0A7EC2"/>
-          </w:tcPr>
-          <w:p>
-            <w:pPr>
-              <w:spacing w:before="0" w:after="0"/>
-            </w:pPr>
-            <w:r>
-              <w:rPr>
-                <w:b/>
-                <w:color w:val="FFFFFF"/>
-                <w:sz w:val="19"/>
-                <w:szCs w:val="19"/>
-              </w:rPr>
-              <w:t xml:space="preserve">Current wording</w:t>
-            </w:r>
-          </w:p>
-        </w:tc>
-        <w:tc>
-          <w:tcPr>
-            <w:tcW w:w="3580" w:type="dxa"/>
-            <w:shd w:val="clear" w:color="auto" w:fill="0A7EC2"/>
-          </w:tcPr>
-          <w:p>
-            <w:pPr>
-              <w:spacing w:before="0" w:after="0"/>
-            </w:pPr>
-            <w:r>
-              <w:rPr>
-                <w:b/>
-                <w:color w:val="FFFFFF"/>
-                <w:sz w:val="19"/>
-                <w:szCs w:val="19"/>
-              </w:rPr>
-              <w:t xml:space="preserve">Your new wording</w:t>
-            </w:r>
-          </w:p>
-        </w:tc>
-      </w:tr>
-      <w:tr>
-        <w:trPr>
-          <w:trHeight w:val="340" w:hRule="atLeast"/>
-        </w:trPr>
-        <w:tc>
-          <w:tcPr>
-            <w:tcW w:w="2200" w:type="dxa"/>
-          </w:tcPr>
-          <w:p>
-            <w:pPr>
-              <w:spacing w:before="0" w:after="0"/>
-            </w:pPr>
-            <w:r>
-              <w:rPr>
-                <w:b/>
-                <w:color w:val="075481"/>
-                <w:sz w:val="21"/>
-                <w:szCs w:val="21"/>
-              </w:rPr>
-              <w:t xml:space="preserve">T123</w:t>
-            </w:r>
-          </w:p>
-        </w:tc>
-        <w:tc>
-          <w:tcPr>
-            <w:tcW w:w="4300" w:type="dxa"/>
-          </w:tcPr>
-          <w:p>
-            <w:pPr>
-              <w:spacing w:before="0" w:after="0"/>
-            </w:pPr>
-            <w:r>
-              <w:rPr>
-                <w:sz w:val="21"/>
-                <w:szCs w:val="21"/>
-              </w:rPr>
-              <w:t xml:space="preserve">A project of the Tahoe Regional Planning Agency</w:t>
-            </w:r>
-          </w:p>
-        </w:tc>
-        <w:tc>
-          <w:tcPr>
-            <w:tcW w:w="3580" w:type="dxa"/>
-            <w:shd w:val="clear" w:color="auto" w:fill="FFFDF0"/>
-          </w:tcPr>
-          <w:p>
-            <w:pPr>
-              <w:spacing w:before="0" w:after="0"/>
-            </w:pPr>
-          </w:p>
-        </w:tc>
-      </w:tr>
-      <w:tr>
-        <w:trPr>
-          <w:trHeight w:val="340" w:hRule="atLeast"/>
-        </w:trPr>
-        <w:tc>
-          <w:tcPr>
-            <w:tcW w:w="2200" w:type="dxa"/>
-          </w:tcPr>
-          <w:p>
-            <w:pPr>
-              <w:spacing w:before="0" w:after="0"/>
-            </w:pPr>
-            <w:r>
-              <w:rPr>
-                <w:b/>
-                <w:color w:val="075481"/>
-                <w:sz w:val="21"/>
-                <w:szCs w:val="21"/>
-              </w:rPr>
-              <w:t xml:space="preserve">T124</w:t>
-            </w:r>
-          </w:p>
-          <w:p>
-            <w:pPr>
-              <w:spacing w:before="0" w:after="0"/>
-            </w:pPr>
-            <w:r>
-              <w:rPr>
-                <w:color w:val="595959"/>
-                <w:sz w:val="17"/>
-                <w:szCs w:val="17"/>
-              </w:rPr>
-              <w:t xml:space="preserve">Data credit line</w:t>
-            </w:r>
-          </w:p>
-        </w:tc>
-        <w:tc>
-          <w:tcPr>
-            <w:tcW w:w="4300" w:type="dxa"/>
-          </w:tcPr>
-          <w:p>
-            <w:pPr>
-              <w:spacing w:before="0" w:after="0"/>
-            </w:pPr>
-            <w:r>
-              <w:rPr>
-                <w:sz w:val="21"/>
-                <w:szCs w:val="21"/>
-              </w:rPr>
-              <w:t xml:space="preserve">Housing records: TRPA Long Range Planning · Parcels and VHR: maps.trpa.org</w:t>
-            </w:r>
-          </w:p>
-        </w:tc>
-        <w:tc>
-          <w:tcPr>
-            <w:tcW w:w="3580" w:type="dxa"/>
-            <w:shd w:val="clear" w:color="auto" w:fill="FFFDF0"/>
-          </w:tcPr>
-          <w:p>
-            <w:pPr>
-              <w:spacing w:before="0" w:after="0"/>
-            </w:pPr>
-          </w:p>
-        </w:tc>
-      </w:tr>
-    </w:tbl>
-    <w:p>
-      <w:pPr>
-        <w:spacing w:before="0" w:after="200"/>
-      </w:pPr>
-    </w:p>
-    <w:p>
-      <w:pPr>
-        <w:spacing w:before="260" w:after="130"/>
-      </w:pPr>
-      <w:r>
-        <w:rPr>
-          <w:b/>
-          <w:color w:val="075481"/>
-          <w:sz w:val="26"/>
-          <w:szCs w:val="26"/>
-        </w:rPr>
-        <w:t xml:space="preserve">12. Loading and error messages</w:t>
+        <w:t xml:space="preserve">11. Loading and error messages</w:t>
       </w:r>
     </w:p>
     <w:tbl>
